--- a/WebContent/docx/MET基因扩增检测报告.docx
+++ b/WebContent/docx/MET基因扩增检测报告.docx
@@ -1597,14 +1597,14 @@
           </w14:shadow>
         </w:rPr>
       </w:pPr>
-      <w:bookmarkStart w:id="0" w:name="_Toc27500"/>
-      <w:bookmarkStart w:id="1" w:name="_Toc32054"/>
-      <w:bookmarkStart w:id="2" w:name="_Toc24397"/>
-      <w:bookmarkStart w:id="3" w:name="_Toc30143_WPSOffice_Level1"/>
+      <w:bookmarkStart w:id="0" w:name="_Toc24397"/>
+      <w:bookmarkStart w:id="1" w:name="_Toc30143_WPSOffice_Level1"/>
+      <w:bookmarkStart w:id="2" w:name="_Toc27500"/>
+      <w:bookmarkStart w:id="3" w:name="_Toc32054"/>
       <w:bookmarkStart w:id="4" w:name="_Toc24178_WPSOffice_Level1"/>
-      <w:bookmarkStart w:id="5" w:name="_Toc21669"/>
-      <w:bookmarkStart w:id="6" w:name="_Toc13806"/>
-      <w:bookmarkStart w:id="7" w:name="_Toc21009_WPSOffice_Level1"/>
+      <w:bookmarkStart w:id="5" w:name="_Toc13806"/>
+      <w:bookmarkStart w:id="6" w:name="_Toc21009_WPSOffice_Level1"/>
+      <w:bookmarkStart w:id="7" w:name="_Toc21669"/>
     </w:p>
     <w:p>
       <w:pPr>
@@ -3402,12 +3402,6 @@
             <w:insideH w:val="none" w:color="auto" w:sz="0" w:space="0"/>
             <w:insideV w:val="none" w:color="auto" w:sz="0" w:space="0"/>
           </w:tblBorders>
-          <w:tblCellMar>
-            <w:top w:w="0" w:type="dxa"/>
-            <w:left w:w="108" w:type="dxa"/>
-            <w:bottom w:w="0" w:type="dxa"/>
-            <w:right w:w="108" w:type="dxa"/>
-          </w:tblCellMar>
         </w:tblPrEx>
         <w:trPr>
           <w:trHeight w:val="542" w:hRule="atLeast"/>
@@ -4050,22 +4044,7 @@
                 <w:szCs w:val="21"/>
                 <w:lang w:val="en-US" w:eastAsia="zh-CN" w:bidi="ar-SA"/>
               </w:rPr>
-              <w:t>met.</w:t>
-            </w:r>
-            <w:bookmarkStart w:id="13" w:name="_GoBack"/>
-            <w:bookmarkEnd w:id="13"/>
-            <w:r>
-              <w:rPr>
-                <w:rFonts w:hint="eastAsia" w:ascii="Times New Roman" w:hAnsi="Times New Roman" w:eastAsia="微软雅黑" w:cs="Times New Roman"/>
-                <w:b w:val="0"/>
-                <w:bCs/>
-                <w:color w:val="auto"/>
-                <w:kern w:val="0"/>
-                <w:sz w:val="21"/>
-                <w:szCs w:val="21"/>
-                <w:lang w:val="en-US" w:eastAsia="zh-CN" w:bidi="ar-SA"/>
-              </w:rPr>
-              <w:t>detection }}</w:t>
+              <w:t>met.detection }}</w:t>
             </w:r>
           </w:p>
         </w:tc>
@@ -5910,7 +5889,25 @@
           <w:bCs w:val="0"/>
           <w:lang w:eastAsia="zh-CN"/>
         </w:rPr>
-        <w:t>广州市黄浦区开源大道11号C6栋702室</w:t>
+        <w:t>广州市黄</w:t>
+      </w:r>
+      <w:r>
+        <w:rPr>
+          <w:rFonts w:hint="eastAsia" w:ascii="Times New Roman" w:hAnsi="Times New Roman" w:eastAsia="微软雅黑" w:cs="Times New Roman"/>
+          <w:lang w:eastAsia="zh-CN"/>
+        </w:rPr>
+        <w:t>埔</w:t>
+      </w:r>
+      <w:bookmarkStart w:id="13" w:name="_GoBack"/>
+      <w:bookmarkEnd w:id="13"/>
+      <w:r>
+        <w:rPr>
+          <w:rFonts w:hint="eastAsia" w:ascii="Times New Roman" w:hAnsi="Times New Roman" w:eastAsia="微软雅黑" w:cs="Times New Roman"/>
+          <w:b w:val="0"/>
+          <w:bCs w:val="0"/>
+          <w:lang w:eastAsia="zh-CN"/>
+        </w:rPr>
+        <w:t>区开源大道11号C6栋702室</w:t>
       </w:r>
     </w:p>
     <w:p>

--- a/WebContent/docx/MET基因扩增检测报告.docx
+++ b/WebContent/docx/MET基因扩增检测报告.docx
@@ -1597,14 +1597,14 @@
           </w14:shadow>
         </w:rPr>
       </w:pPr>
-      <w:bookmarkStart w:id="0" w:name="_Toc24397"/>
-      <w:bookmarkStart w:id="1" w:name="_Toc30143_WPSOffice_Level1"/>
-      <w:bookmarkStart w:id="2" w:name="_Toc27500"/>
-      <w:bookmarkStart w:id="3" w:name="_Toc32054"/>
+      <w:bookmarkStart w:id="0" w:name="_Toc27500"/>
+      <w:bookmarkStart w:id="1" w:name="_Toc32054"/>
+      <w:bookmarkStart w:id="2" w:name="_Toc24397"/>
+      <w:bookmarkStart w:id="3" w:name="_Toc30143_WPSOffice_Level1"/>
       <w:bookmarkStart w:id="4" w:name="_Toc24178_WPSOffice_Level1"/>
-      <w:bookmarkStart w:id="5" w:name="_Toc13806"/>
-      <w:bookmarkStart w:id="6" w:name="_Toc21009_WPSOffice_Level1"/>
-      <w:bookmarkStart w:id="7" w:name="_Toc21669"/>
+      <w:bookmarkStart w:id="5" w:name="_Toc21669"/>
+      <w:bookmarkStart w:id="6" w:name="_Toc13806"/>
+      <w:bookmarkStart w:id="7" w:name="_Toc21009_WPSOffice_Level1"/>
     </w:p>
     <w:p>
       <w:pPr>
@@ -3402,6 +3402,12 @@
             <w:insideH w:val="none" w:color="auto" w:sz="0" w:space="0"/>
             <w:insideV w:val="none" w:color="auto" w:sz="0" w:space="0"/>
           </w:tblBorders>
+          <w:tblCellMar>
+            <w:top w:w="0" w:type="dxa"/>
+            <w:left w:w="108" w:type="dxa"/>
+            <w:bottom w:w="0" w:type="dxa"/>
+            <w:right w:w="108" w:type="dxa"/>
+          </w:tblCellMar>
         </w:tblPrEx>
         <w:trPr>
           <w:trHeight w:val="542" w:hRule="atLeast"/>
@@ -4044,7 +4050,22 @@
                 <w:szCs w:val="21"/>
                 <w:lang w:val="en-US" w:eastAsia="zh-CN" w:bidi="ar-SA"/>
               </w:rPr>
-              <w:t>met.detection }}</w:t>
+              <w:t>met.</w:t>
+            </w:r>
+            <w:bookmarkStart w:id="13" w:name="_GoBack"/>
+            <w:bookmarkEnd w:id="13"/>
+            <w:r>
+              <w:rPr>
+                <w:rFonts w:hint="eastAsia" w:ascii="Times New Roman" w:hAnsi="Times New Roman" w:eastAsia="微软雅黑" w:cs="Times New Roman"/>
+                <w:b w:val="0"/>
+                <w:bCs/>
+                <w:color w:val="auto"/>
+                <w:kern w:val="0"/>
+                <w:sz w:val="21"/>
+                <w:szCs w:val="21"/>
+                <w:lang w:val="en-US" w:eastAsia="zh-CN" w:bidi="ar-SA"/>
+              </w:rPr>
+              <w:t>detection }}</w:t>
             </w:r>
           </w:p>
         </w:tc>
@@ -5889,25 +5910,7 @@
           <w:bCs w:val="0"/>
           <w:lang w:eastAsia="zh-CN"/>
         </w:rPr>
-        <w:t>广州市黄</w:t>
-      </w:r>
-      <w:r>
-        <w:rPr>
-          <w:rFonts w:hint="eastAsia" w:ascii="Times New Roman" w:hAnsi="Times New Roman" w:eastAsia="微软雅黑" w:cs="Times New Roman"/>
-          <w:lang w:eastAsia="zh-CN"/>
-        </w:rPr>
-        <w:t>埔</w:t>
-      </w:r>
-      <w:bookmarkStart w:id="13" w:name="_GoBack"/>
-      <w:bookmarkEnd w:id="13"/>
-      <w:r>
-        <w:rPr>
-          <w:rFonts w:hint="eastAsia" w:ascii="Times New Roman" w:hAnsi="Times New Roman" w:eastAsia="微软雅黑" w:cs="Times New Roman"/>
-          <w:b w:val="0"/>
-          <w:bCs w:val="0"/>
-          <w:lang w:eastAsia="zh-CN"/>
-        </w:rPr>
-        <w:t>区开源大道11号C6栋702室</w:t>
+        <w:t>广州市黄浦区开源大道11号C6栋702室</w:t>
       </w:r>
     </w:p>
     <w:p>

--- a/WebContent/docx/MET基因扩增检测报告.docx
+++ b/WebContent/docx/MET基因扩增检测报告.docx
@@ -1597,14 +1597,14 @@
           </w14:shadow>
         </w:rPr>
       </w:pPr>
-      <w:bookmarkStart w:id="0" w:name="_Toc24397"/>
-      <w:bookmarkStart w:id="1" w:name="_Toc30143_WPSOffice_Level1"/>
-      <w:bookmarkStart w:id="2" w:name="_Toc27500"/>
+      <w:bookmarkStart w:id="0" w:name="_Toc24178_WPSOffice_Level1"/>
+      <w:bookmarkStart w:id="1" w:name="_Toc21669"/>
+      <w:bookmarkStart w:id="2" w:name="_Toc24397"/>
       <w:bookmarkStart w:id="3" w:name="_Toc32054"/>
-      <w:bookmarkStart w:id="4" w:name="_Toc24178_WPSOffice_Level1"/>
-      <w:bookmarkStart w:id="5" w:name="_Toc13806"/>
-      <w:bookmarkStart w:id="6" w:name="_Toc21009_WPSOffice_Level1"/>
-      <w:bookmarkStart w:id="7" w:name="_Toc21669"/>
+      <w:bookmarkStart w:id="4" w:name="_Toc13806"/>
+      <w:bookmarkStart w:id="5" w:name="_Toc21009_WPSOffice_Level1"/>
+      <w:bookmarkStart w:id="6" w:name="_Toc27500"/>
+      <w:bookmarkStart w:id="7" w:name="_Toc30143_WPSOffice_Level1"/>
     </w:p>
     <w:p>
       <w:pPr>
@@ -2905,12 +2905,6 @@
             <w:insideH w:val="single" w:color="A4A4A4" w:sz="4" w:space="0"/>
             <w:insideV w:val="single" w:color="A4A4A4" w:sz="4" w:space="0"/>
           </w:tblBorders>
-          <w:tblCellMar>
-            <w:top w:w="0" w:type="dxa"/>
-            <w:left w:w="108" w:type="dxa"/>
-            <w:bottom w:w="0" w:type="dxa"/>
-            <w:right w:w="108" w:type="dxa"/>
-          </w:tblCellMar>
         </w:tblPrEx>
         <w:trPr>
           <w:trHeight w:val="567" w:hRule="atLeast"/>
@@ -3402,6 +3396,12 @@
             <w:insideH w:val="none" w:color="auto" w:sz="0" w:space="0"/>
             <w:insideV w:val="none" w:color="auto" w:sz="0" w:space="0"/>
           </w:tblBorders>
+          <w:tblCellMar>
+            <w:top w:w="0" w:type="dxa"/>
+            <w:left w:w="108" w:type="dxa"/>
+            <w:bottom w:w="0" w:type="dxa"/>
+            <w:right w:w="108" w:type="dxa"/>
+          </w:tblCellMar>
         </w:tblPrEx>
         <w:trPr>
           <w:trHeight w:val="542" w:hRule="atLeast"/>
@@ -4879,9 +4879,20 @@
                 <w:color w:val="000000"/>
                 <w:sz w:val="16"/>
                 <w:szCs w:val="16"/>
+                <w:lang w:val="en-US" w:eastAsia="zh-CN" w:bidi="ar"/>
+              </w:rPr>
+              <w:t>复核人</w:t>
+            </w:r>
+            <w:r>
+              <w:rPr>
+                <w:rFonts w:hint="eastAsia" w:ascii="微软雅黑" w:hAnsi="微软雅黑" w:eastAsia="微软雅黑" w:cs="Arial"/>
+                <w:b/>
+                <w:color w:val="000000"/>
+                <w:sz w:val="16"/>
+                <w:szCs w:val="16"/>
                 <w:lang w:bidi="ar"/>
               </w:rPr>
-              <w:t>审核医生：</w:t>
+              <w:t>：</w:t>
             </w:r>
           </w:p>
         </w:tc>
@@ -4904,17 +4915,88 @@
                 <w:sz w:val="16"/>
               </w:rPr>
             </w:pPr>
+            <w:bookmarkStart w:id="13" w:name="_GoBack"/>
             <w:r>
               <w:rPr>
-                <w:rFonts w:hint="eastAsia" w:ascii="Times New Roman" w:hAnsi="Times New Roman" w:eastAsia="微软雅黑" w:cs="Times New Roman"/>
+                <w:rFonts w:hint="eastAsia" w:eastAsia="微软雅黑"/>
                 <w:b/>
-                <w:color w:val="000000"/>
+                <w:bCs/>
                 <w:sz w:val="16"/>
-                <w:szCs w:val="18"/>
-                <w:lang w:val="en-US" w:eastAsia="zh-CN" w:bidi="ar"/>
-              </w:rPr>
-              <w:t>{{ met.auditor }}</w:t>
+                <w:szCs w:val="16"/>
+                <w:lang w:eastAsia="zh-CN"/>
+              </w:rPr>
+              <w:drawing>
+                <wp:anchor distT="0" distB="0" distL="114300" distR="114300" simplePos="0" relativeHeight="251669504" behindDoc="0" locked="0" layoutInCell="1" allowOverlap="1">
+                  <wp:simplePos x="0" y="0"/>
+                  <wp:positionH relativeFrom="column">
+                    <wp:posOffset>778510</wp:posOffset>
+                  </wp:positionH>
+                  <wp:positionV relativeFrom="paragraph">
+                    <wp:posOffset>-88265</wp:posOffset>
+                  </wp:positionV>
+                  <wp:extent cx="495935" cy="280670"/>
+                  <wp:effectExtent l="0" t="0" r="0" b="9525"/>
+                  <wp:wrapNone/>
+                  <wp:docPr id="8" name="图片 8" descr="王建丽"/>
+                  <wp:cNvGraphicFramePr>
+                    <a:graphicFrameLocks xmlns:a="http://schemas.openxmlformats.org/drawingml/2006/main" noChangeAspect="1"/>
+                  </wp:cNvGraphicFramePr>
+                  <a:graphic xmlns:a="http://schemas.openxmlformats.org/drawingml/2006/main">
+                    <a:graphicData uri="http://schemas.openxmlformats.org/drawingml/2006/picture">
+                      <pic:pic xmlns:pic="http://schemas.openxmlformats.org/drawingml/2006/picture">
+                        <pic:nvPicPr>
+                          <pic:cNvPr id="8" name="图片 8" descr="王建丽"/>
+                          <pic:cNvPicPr>
+                            <a:picLocks noChangeAspect="1"/>
+                          </pic:cNvPicPr>
+                        </pic:nvPicPr>
+                        <pic:blipFill>
+                          <a:blip r:embed="rId13">
+                            <a:clrChange>
+                              <a:clrFrom>
+                                <a:srgbClr val="FFFFFF">
+                                  <a:alpha val="100000"/>
+                                </a:srgbClr>
+                              </a:clrFrom>
+                              <a:clrTo>
+                                <a:srgbClr val="FFFFFF">
+                                  <a:alpha val="100000"/>
+                                  <a:alpha val="0"/>
+                                </a:srgbClr>
+                              </a:clrTo>
+                            </a:clrChange>
+                          </a:blip>
+                          <a:stretch>
+                            <a:fillRect/>
+                          </a:stretch>
+                        </pic:blipFill>
+                        <pic:spPr>
+                          <a:xfrm>
+                            <a:off x="0" y="0"/>
+                            <a:ext cx="495935" cy="280670"/>
+                          </a:xfrm>
+                          <a:prstGeom prst="rect">
+                            <a:avLst/>
+                          </a:prstGeom>
+                        </pic:spPr>
+                      </pic:pic>
+                    </a:graphicData>
+                  </a:graphic>
+                </wp:anchor>
+              </w:drawing>
             </w:r>
+            <w:r>
+              <w:rPr>
+                <w:rFonts w:hint="eastAsia" w:eastAsia="微软雅黑"/>
+                <w:b/>
+                <w:bCs/>
+                <w:sz w:val="16"/>
+                <w:szCs w:val="16"/>
+                <w:lang w:eastAsia="zh-CN"/>
+              </w:rPr>
+              <w:t>临检所复核人，</w:t>
+            </w:r>
+            <w:bookmarkEnd w:id="13"/>
           </w:p>
         </w:tc>
         <w:tc>
@@ -5079,7 +5161,7 @@
                     </pic:cNvPicPr>
                   </pic:nvPicPr>
                   <pic:blipFill>
-                    <a:blip r:embed="rId13">
+                    <a:blip r:embed="rId14">
                       <a:extLst>
                         <a:ext uri="{28A0092B-C50C-407E-A947-70E740481C1C}">
                           <a14:useLocalDpi xmlns:a14="http://schemas.microsoft.com/office/drawing/2010/main" val="0"/>
@@ -5898,8 +5980,6 @@
         </w:rPr>
         <w:t>埔</w:t>
       </w:r>
-      <w:bookmarkStart w:id="13" w:name="_GoBack"/>
-      <w:bookmarkEnd w:id="13"/>
       <w:r>
         <w:rPr>
           <w:rFonts w:hint="eastAsia" w:ascii="Times New Roman" w:hAnsi="Times New Roman" w:eastAsia="微软雅黑" w:cs="Times New Roman"/>
@@ -6258,7 +6338,7 @@
                     </pic:cNvPicPr>
                   </pic:nvPicPr>
                   <pic:blipFill>
-                    <a:blip r:embed="rId14"/>
+                    <a:blip r:embed="rId15"/>
                     <a:stretch>
                       <a:fillRect/>
                     </a:stretch>
@@ -6314,7 +6394,7 @@
                     </pic:cNvPicPr>
                   </pic:nvPicPr>
                   <pic:blipFill>
-                    <a:blip r:embed="rId15"/>
+                    <a:blip r:embed="rId16"/>
                     <a:stretch>
                       <a:fillRect/>
                     </a:stretch>
@@ -6510,7 +6590,7 @@
                     </pic:cNvPicPr>
                   </pic:nvPicPr>
                   <pic:blipFill>
-                    <a:blip r:embed="rId16"/>
+                    <a:blip r:embed="rId17"/>
                     <a:srcRect/>
                     <a:stretch>
                       <a:fillRect/>

--- a/WebContent/docx/MET基因扩增检测报告.docx
+++ b/WebContent/docx/MET基因扩增检测报告.docx
@@ -1602,9 +1602,9 @@
       <w:bookmarkStart w:id="2" w:name="_Toc24397"/>
       <w:bookmarkStart w:id="3" w:name="_Toc32054"/>
       <w:bookmarkStart w:id="4" w:name="_Toc13806"/>
-      <w:bookmarkStart w:id="5" w:name="_Toc21009_WPSOffice_Level1"/>
-      <w:bookmarkStart w:id="6" w:name="_Toc27500"/>
-      <w:bookmarkStart w:id="7" w:name="_Toc30143_WPSOffice_Level1"/>
+      <w:bookmarkStart w:id="5" w:name="_Toc30143_WPSOffice_Level1"/>
+      <w:bookmarkStart w:id="6" w:name="_Toc21009_WPSOffice_Level1"/>
+      <w:bookmarkStart w:id="7" w:name="_Toc27500"/>
     </w:p>
     <w:p>
       <w:pPr>
@@ -2905,6 +2905,12 @@
             <w:insideH w:val="single" w:color="A4A4A4" w:sz="4" w:space="0"/>
             <w:insideV w:val="single" w:color="A4A4A4" w:sz="4" w:space="0"/>
           </w:tblBorders>
+          <w:tblCellMar>
+            <w:top w:w="0" w:type="dxa"/>
+            <w:left w:w="108" w:type="dxa"/>
+            <w:bottom w:w="0" w:type="dxa"/>
+            <w:right w:w="108" w:type="dxa"/>
+          </w:tblCellMar>
         </w:tblPrEx>
         <w:trPr>
           <w:trHeight w:val="567" w:hRule="atLeast"/>
@@ -4929,10 +4935,10 @@
                 <wp:anchor distT="0" distB="0" distL="114300" distR="114300" simplePos="0" relativeHeight="251669504" behindDoc="0" locked="0" layoutInCell="1" allowOverlap="1">
                   <wp:simplePos x="0" y="0"/>
                   <wp:positionH relativeFrom="column">
-                    <wp:posOffset>778510</wp:posOffset>
+                    <wp:posOffset>-44450</wp:posOffset>
                   </wp:positionH>
                   <wp:positionV relativeFrom="paragraph">
-                    <wp:posOffset>-88265</wp:posOffset>
+                    <wp:posOffset>-57785</wp:posOffset>
                   </wp:positionV>
                   <wp:extent cx="495935" cy="280670"/>
                   <wp:effectExtent l="0" t="0" r="0" b="9525"/>
@@ -4984,17 +4990,6 @@
                   </a:graphic>
                 </wp:anchor>
               </w:drawing>
-            </w:r>
-            <w:r>
-              <w:rPr>
-                <w:rFonts w:hint="eastAsia" w:eastAsia="微软雅黑"/>
-                <w:b/>
-                <w:bCs/>
-                <w:sz w:val="16"/>
-                <w:szCs w:val="16"/>
-                <w:lang w:eastAsia="zh-CN"/>
-              </w:rPr>
-              <w:t>临检所复核人，</w:t>
             </w:r>
             <w:bookmarkEnd w:id="13"/>
           </w:p>

--- a/WebContent/docx/MET基因扩增检测报告.docx
+++ b/WebContent/docx/MET基因扩增检测报告.docx
@@ -9,25 +9,47 @@
           <w:rFonts w:hint="default" w:ascii="Times New Roman" w:hAnsi="Times New Roman" w:eastAsia="微软雅黑" w:cs="Times New Roman"/>
         </w:rPr>
       </w:pPr>
-      <w:r>
-        <w:rPr>
-          <w:sz w:val="22"/>
+    </w:p>
+    <w:p>
+      <w:pPr>
+        <w:rPr>
+          <w:rFonts w:hint="default" w:ascii="Times New Roman" w:hAnsi="Times New Roman" w:eastAsia="微软雅黑" w:cs="Times New Roman"/>
+          <w:sz w:val="20"/>
+          <w:lang w:eastAsia="zh-CN"/>
+        </w:rPr>
+        <w:sectPr>
+          <w:footerReference r:id="rId3" w:type="default"/>
+          <w:pgSz w:w="11910" w:h="16840"/>
+          <w:pgMar w:top="0" w:right="0" w:bottom="0" w:left="0" w:header="720" w:footer="720" w:gutter="0"/>
+          <w:pgBorders>
+            <w:top w:val="none" w:sz="0" w:space="0"/>
+            <w:left w:val="none" w:sz="0" w:space="0"/>
+            <w:bottom w:val="none" w:sz="0" w:space="0"/>
+            <w:right w:val="none" w:sz="0" w:space="0"/>
+          </w:pgBorders>
+          <w:pgNumType w:fmt="decimal" w:start="1"/>
+          <w:cols w:space="720" w:num="1"/>
+        </w:sectPr>
+      </w:pPr>
+      <w:r>
+        <w:rPr>
+          <w:lang w:eastAsia="zh-CN"/>
         </w:rPr>
         <mc:AlternateContent>
           <mc:Choice Requires="wps">
             <w:drawing>
-              <wp:anchor distT="0" distB="0" distL="114300" distR="114300" simplePos="0" relativeHeight="251662336" behindDoc="0" locked="0" layoutInCell="1" allowOverlap="1">
+              <wp:anchor distT="0" distB="0" distL="114300" distR="114300" simplePos="0" relativeHeight="251668480" behindDoc="0" locked="0" layoutInCell="1" allowOverlap="1">
                 <wp:simplePos x="0" y="0"/>
                 <wp:positionH relativeFrom="column">
-                  <wp:posOffset>592455</wp:posOffset>
+                  <wp:posOffset>57785</wp:posOffset>
                 </wp:positionH>
                 <wp:positionV relativeFrom="paragraph">
-                  <wp:posOffset>8020050</wp:posOffset>
+                  <wp:posOffset>3961765</wp:posOffset>
                 </wp:positionV>
-                <wp:extent cx="6065520" cy="1199515"/>
+                <wp:extent cx="6316980" cy="2331085"/>
                 <wp:effectExtent l="0" t="0" r="0" b="0"/>
                 <wp:wrapNone/>
-                <wp:docPr id="31" name="文本框 31"/>
+                <wp:docPr id="9" name="文本框 9"/>
                 <wp:cNvGraphicFramePr/>
                 <a:graphic xmlns:a="http://schemas.openxmlformats.org/drawingml/2006/main">
                   <a:graphicData uri="http://schemas.microsoft.com/office/word/2010/wordprocessingShape">
@@ -36,7 +58,7 @@
                       <wps:spPr>
                         <a:xfrm>
                           <a:off x="0" y="0"/>
-                          <a:ext cx="6065520" cy="1199515"/>
+                          <a:ext cx="6316980" cy="2331085"/>
                         </a:xfrm>
                         <a:prstGeom prst="rect">
                           <a:avLst/>
@@ -72,91 +94,85 @@
                               <w:wordWrap/>
                               <w:overflowPunct/>
                               <w:topLinePunct w:val="0"/>
-                              <w:autoSpaceDE/>
-                              <w:autoSpaceDN/>
                               <w:bidi w:val="0"/>
                               <w:adjustRightInd/>
                               <w:snapToGrid/>
-                              <w:spacing w:line="240" w:lineRule="auto"/>
-                              <w:jc w:val="left"/>
                               <w:textAlignment w:val="auto"/>
                               <w:rPr>
-                                <w:rFonts w:ascii="Times New Roman" w:hAnsi="Times New Roman" w:eastAsia="微软雅黑" w:cs="Times New Roman"/>
+                                <w:rFonts w:hint="default" w:ascii="Times New Roman" w:hAnsi="Times New Roman" w:eastAsia="黑体" w:cs="Times New Roman"/>
+                                <w:color w:val="FFFFFF" w:themeColor="background1"/>
                                 <w:sz w:val="52"/>
-                                <w:szCs w:val="44"/>
+                                <w:szCs w:val="52"/>
                                 <w:lang w:eastAsia="zh-CN"/>
+                                <w14:textFill>
+                                  <w14:solidFill>
+                                    <w14:schemeClr w14:val="bg1"/>
+                                  </w14:solidFill>
+                                </w14:textFill>
                               </w:rPr>
                             </w:pPr>
                             <w:r>
                               <w:rPr>
-                                <w:rFonts w:hint="eastAsia" w:ascii="黑体" w:hAnsi="黑体" w:eastAsia="黑体" w:cs="黑体"/>
-                                <w:b w:val="0"/>
-                                <w:bCs w:val="0"/>
-                                <w:color w:val="548235" w:themeColor="accent6" w:themeShade="BF"/>
+                                <w:rFonts w:hint="default" w:ascii="Times New Roman" w:hAnsi="Times New Roman" w:eastAsia="黑体" w:cs="Times New Roman"/>
+                                <w:color w:val="FFFFFF" w:themeColor="background1"/>
                                 <w:sz w:val="52"/>
                                 <w:szCs w:val="52"/>
-                                <w:lang w:val="en-US" w:eastAsia="zh-CN"/>
+                                <w:lang w:eastAsia="zh-CN"/>
+                                <w14:textFill>
+                                  <w14:solidFill>
+                                    <w14:schemeClr w14:val="bg1"/>
+                                  </w14:solidFill>
+                                </w14:textFill>
                               </w:rPr>
                               <w:t>肿瘤个性化诊疗指导</w:t>
                             </w:r>
                           </w:p>
                           <w:p>
                             <w:pPr>
+                              <w:keepNext w:val="0"/>
+                              <w:keepLines w:val="0"/>
+                              <w:pageBreakBefore w:val="0"/>
+                              <w:widowControl w:val="0"/>
+                              <w:kinsoku/>
+                              <w:wordWrap/>
+                              <w:overflowPunct/>
+                              <w:topLinePunct w:val="0"/>
+                              <w:bidi w:val="0"/>
+                              <w:adjustRightInd/>
+                              <w:snapToGrid/>
+                              <w:textAlignment w:val="auto"/>
                               <w:rPr>
                                 <w:rFonts w:hint="default" w:ascii="Times New Roman" w:hAnsi="Times New Roman" w:eastAsia="黑体" w:cs="Times New Roman"/>
-                                <w:b w:val="0"/>
-                                <w:bCs w:val="0"/>
-                                <w:color w:val="548235" w:themeColor="accent6" w:themeShade="BF"/>
+                                <w:color w:val="FFFFFF" w:themeColor="background1"/>
                                 <w:sz w:val="72"/>
                                 <w:szCs w:val="72"/>
-                                <w:highlight w:val="none"/>
-                                <w:lang w:val="en-US" w:eastAsia="zh-CN"/>
+                                <w:lang w:eastAsia="zh-CN"/>
+                                <w14:textFill>
+                                  <w14:solidFill>
+                                    <w14:schemeClr w14:val="bg1"/>
+                                  </w14:solidFill>
+                                </w14:textFill>
                               </w:rPr>
                             </w:pPr>
                             <w:r>
                               <w:rPr>
-                                <w:rFonts w:hint="eastAsia" w:ascii="Times New Roman" w:hAnsi="Times New Roman" w:eastAsia="黑体" w:cs="Times New Roman"/>
-                                <w:b w:val="0"/>
-                                <w:bCs w:val="0"/>
-                                <w:color w:val="548235" w:themeColor="accent6" w:themeShade="BF"/>
+                                <w:rFonts w:hint="default" w:ascii="Times New Roman" w:hAnsi="Times New Roman" w:eastAsia="黑体" w:cs="Times New Roman"/>
+                                <w:color w:val="FFFFFF" w:themeColor="background1"/>
                                 <w:sz w:val="72"/>
                                 <w:szCs w:val="72"/>
-                                <w:highlight w:val="none"/>
-                                <w:lang w:val="en-US" w:eastAsia="zh-CN"/>
+                                <w:lang w:eastAsia="zh-CN"/>
+                                <w14:textFill>
+                                  <w14:solidFill>
+                                    <w14:schemeClr w14:val="bg1"/>
+                                  </w14:solidFill>
+                                </w14:textFill>
                               </w:rPr>
-                              <w:t>MET</w:t>
+                              <w:t>MET基因扩增检测报告</w:t>
                             </w:r>
-                            <w:r>
-                              <w:rPr>
-                                <w:rFonts w:hint="default" w:ascii="Times New Roman" w:hAnsi="Times New Roman" w:eastAsia="黑体" w:cs="Times New Roman"/>
-                                <w:b w:val="0"/>
-                                <w:bCs w:val="0"/>
-                                <w:color w:val="548235" w:themeColor="accent6" w:themeShade="BF"/>
-                                <w:sz w:val="72"/>
-                                <w:szCs w:val="72"/>
-                                <w:highlight w:val="none"/>
-                                <w:lang w:val="en-US" w:eastAsia="zh-CN"/>
-                              </w:rPr>
-                              <w:t>基因扩增检测报告</w:t>
-                            </w:r>
-                          </w:p>
-                          <w:p>
-                            <w:pPr>
-                              <w:rPr>
-                                <w:rFonts w:hint="eastAsia" w:ascii="黑体" w:hAnsi="黑体" w:eastAsia="黑体" w:cs="黑体"/>
-                                <w:b w:val="0"/>
-                                <w:bCs w:val="0"/>
-                                <w:color w:val="548235" w:themeColor="accent6" w:themeShade="BF"/>
-                                <w:sz w:val="72"/>
-                                <w:szCs w:val="72"/>
-                                <w:highlight w:val="none"/>
-                                <w:lang w:val="en-US" w:eastAsia="zh-CN"/>
-                              </w:rPr>
-                            </w:pPr>
                           </w:p>
                         </w:txbxContent>
                       </wps:txbx>
-                      <wps:bodyPr rot="0" spcFirstLastPara="0" vertOverflow="overflow" horzOverflow="overflow" vert="horz" wrap="square" lIns="91440" tIns="45720" rIns="91440" bIns="45720" numCol="1" spcCol="0" rtlCol="0" fromWordArt="0" anchor="t" anchorCtr="0" forceAA="0" compatLnSpc="1">
+                      <wps:bodyPr rot="0" spcFirstLastPara="0" vertOverflow="overflow" horzOverflow="overflow" vert="horz" wrap="square" lIns="91440" tIns="45720" rIns="91440" bIns="45720" numCol="1" spcCol="0" rtlCol="0" fromWordArt="0" anchor="ctr" anchorCtr="0" forceAA="0" compatLnSpc="1">
                         <a:noAutofit/>
                       </wps:bodyPr>
                     </wps:wsp>
@@ -167,7 +183,7 @@
           </mc:Choice>
           <mc:Fallback>
             <w:pict>
-              <v:shape id="_x0000_s1026" o:spid="_x0000_s1026" o:spt="202" type="#_x0000_t202" style="position:absolute;left:0pt;margin-left:46.65pt;margin-top:631.5pt;height:94.45pt;width:477.6pt;z-index:251662336;mso-width-relative:page;mso-height-relative:page;" filled="f" stroked="f" coordsize="21600,21600" o:gfxdata="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">
+              <v:shape id="_x0000_s1026" o:spid="_x0000_s1026" o:spt="202" type="#_x0000_t202" style="position:absolute;left:0pt;margin-left:4.55pt;margin-top:311.95pt;height:183.55pt;width:497.4pt;z-index:251668480;v-text-anchor:middle;mso-width-relative:page;mso-height-relative:page;" filled="f" stroked="f" coordsize="21600,21600" o:gfxdata="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">
                 <v:fill on="f" focussize="0,0"/>
                 <v:stroke on="f" weight="0.5pt"/>
                 <v:imagedata o:title=""/>
@@ -184,218 +200,80 @@
                         <w:wordWrap/>
                         <w:overflowPunct/>
                         <w:topLinePunct w:val="0"/>
-                        <w:autoSpaceDE/>
-                        <w:autoSpaceDN/>
                         <w:bidi w:val="0"/>
                         <w:adjustRightInd/>
                         <w:snapToGrid/>
-                        <w:spacing w:line="240" w:lineRule="auto"/>
-                        <w:jc w:val="left"/>
                         <w:textAlignment w:val="auto"/>
                         <w:rPr>
-                          <w:rFonts w:ascii="Times New Roman" w:hAnsi="Times New Roman" w:eastAsia="微软雅黑" w:cs="Times New Roman"/>
+                          <w:rFonts w:hint="default" w:ascii="Times New Roman" w:hAnsi="Times New Roman" w:eastAsia="黑体" w:cs="Times New Roman"/>
+                          <w:color w:val="FFFFFF" w:themeColor="background1"/>
                           <w:sz w:val="52"/>
-                          <w:szCs w:val="44"/>
+                          <w:szCs w:val="52"/>
                           <w:lang w:eastAsia="zh-CN"/>
+                          <w14:textFill>
+                            <w14:solidFill>
+                              <w14:schemeClr w14:val="bg1"/>
+                            </w14:solidFill>
+                          </w14:textFill>
                         </w:rPr>
                       </w:pPr>
                       <w:r>
                         <w:rPr>
-                          <w:rFonts w:hint="eastAsia" w:ascii="黑体" w:hAnsi="黑体" w:eastAsia="黑体" w:cs="黑体"/>
-                          <w:b w:val="0"/>
-                          <w:bCs w:val="0"/>
-                          <w:color w:val="548235" w:themeColor="accent6" w:themeShade="BF"/>
+                          <w:rFonts w:hint="default" w:ascii="Times New Roman" w:hAnsi="Times New Roman" w:eastAsia="黑体" w:cs="Times New Roman"/>
+                          <w:color w:val="FFFFFF" w:themeColor="background1"/>
                           <w:sz w:val="52"/>
                           <w:szCs w:val="52"/>
-                          <w:lang w:val="en-US" w:eastAsia="zh-CN"/>
+                          <w:lang w:eastAsia="zh-CN"/>
+                          <w14:textFill>
+                            <w14:solidFill>
+                              <w14:schemeClr w14:val="bg1"/>
+                            </w14:solidFill>
+                          </w14:textFill>
                         </w:rPr>
                         <w:t>肿瘤个性化诊疗指导</w:t>
                       </w:r>
                     </w:p>
                     <w:p>
                       <w:pPr>
+                        <w:keepNext w:val="0"/>
+                        <w:keepLines w:val="0"/>
+                        <w:pageBreakBefore w:val="0"/>
+                        <w:widowControl w:val="0"/>
+                        <w:kinsoku/>
+                        <w:wordWrap/>
+                        <w:overflowPunct/>
+                        <w:topLinePunct w:val="0"/>
+                        <w:bidi w:val="0"/>
+                        <w:adjustRightInd/>
+                        <w:snapToGrid/>
+                        <w:textAlignment w:val="auto"/>
                         <w:rPr>
                           <w:rFonts w:hint="default" w:ascii="Times New Roman" w:hAnsi="Times New Roman" w:eastAsia="黑体" w:cs="Times New Roman"/>
-                          <w:b w:val="0"/>
-                          <w:bCs w:val="0"/>
-                          <w:color w:val="548235" w:themeColor="accent6" w:themeShade="BF"/>
+                          <w:color w:val="FFFFFF" w:themeColor="background1"/>
                           <w:sz w:val="72"/>
                           <w:szCs w:val="72"/>
-                          <w:highlight w:val="none"/>
-                          <w:lang w:val="en-US" w:eastAsia="zh-CN"/>
+                          <w:lang w:eastAsia="zh-CN"/>
+                          <w14:textFill>
+                            <w14:solidFill>
+                              <w14:schemeClr w14:val="bg1"/>
+                            </w14:solidFill>
+                          </w14:textFill>
                         </w:rPr>
                       </w:pPr>
                       <w:r>
                         <w:rPr>
-                          <w:rFonts w:hint="eastAsia" w:ascii="Times New Roman" w:hAnsi="Times New Roman" w:eastAsia="黑体" w:cs="Times New Roman"/>
-                          <w:b w:val="0"/>
-                          <w:bCs w:val="0"/>
-                          <w:color w:val="548235" w:themeColor="accent6" w:themeShade="BF"/>
+                          <w:rFonts w:hint="default" w:ascii="Times New Roman" w:hAnsi="Times New Roman" w:eastAsia="黑体" w:cs="Times New Roman"/>
+                          <w:color w:val="FFFFFF" w:themeColor="background1"/>
                           <w:sz w:val="72"/>
                           <w:szCs w:val="72"/>
-                          <w:highlight w:val="none"/>
-                          <w:lang w:val="en-US" w:eastAsia="zh-CN"/>
+                          <w:lang w:eastAsia="zh-CN"/>
+                          <w14:textFill>
+                            <w14:solidFill>
+                              <w14:schemeClr w14:val="bg1"/>
+                            </w14:solidFill>
+                          </w14:textFill>
                         </w:rPr>
-                        <w:t>MET</w:t>
-                      </w:r>
-                      <w:r>
-                        <w:rPr>
-                          <w:rFonts w:hint="default" w:ascii="Times New Roman" w:hAnsi="Times New Roman" w:eastAsia="黑体" w:cs="Times New Roman"/>
-                          <w:b w:val="0"/>
-                          <w:bCs w:val="0"/>
-                          <w:color w:val="548235" w:themeColor="accent6" w:themeShade="BF"/>
-                          <w:sz w:val="72"/>
-                          <w:szCs w:val="72"/>
-                          <w:highlight w:val="none"/>
-                          <w:lang w:val="en-US" w:eastAsia="zh-CN"/>
-                        </w:rPr>
-                        <w:t>基因扩增检测报告</w:t>
-                      </w:r>
-                    </w:p>
-                    <w:p>
-                      <w:pPr>
-                        <w:rPr>
-                          <w:rFonts w:hint="eastAsia" w:ascii="黑体" w:hAnsi="黑体" w:eastAsia="黑体" w:cs="黑体"/>
-                          <w:b w:val="0"/>
-                          <w:bCs w:val="0"/>
-                          <w:color w:val="548235" w:themeColor="accent6" w:themeShade="BF"/>
-                          <w:sz w:val="72"/>
-                          <w:szCs w:val="72"/>
-                          <w:highlight w:val="none"/>
-                          <w:lang w:val="en-US" w:eastAsia="zh-CN"/>
-                        </w:rPr>
-                      </w:pPr>
-                    </w:p>
-                  </w:txbxContent>
-                </v:textbox>
-              </v:shape>
-            </w:pict>
-          </mc:Fallback>
-        </mc:AlternateContent>
-      </w:r>
-      <w:r>
-        <w:rPr>
-          <w:sz w:val="22"/>
-        </w:rPr>
-        <mc:AlternateContent>
-          <mc:Choice Requires="wps">
-            <w:drawing>
-              <wp:anchor distT="0" distB="0" distL="114300" distR="114300" simplePos="0" relativeHeight="251661312" behindDoc="0" locked="0" layoutInCell="1" allowOverlap="1">
-                <wp:simplePos x="0" y="0"/>
-                <wp:positionH relativeFrom="column">
-                  <wp:posOffset>644525</wp:posOffset>
-                </wp:positionH>
-                <wp:positionV relativeFrom="paragraph">
-                  <wp:posOffset>9877425</wp:posOffset>
-                </wp:positionV>
-                <wp:extent cx="1788160" cy="316865"/>
-                <wp:effectExtent l="0" t="0" r="10160" b="3175"/>
-                <wp:wrapNone/>
-                <wp:docPr id="9" name="文本框 9"/>
-                <wp:cNvGraphicFramePr/>
-                <a:graphic xmlns:a="http://schemas.openxmlformats.org/drawingml/2006/main">
-                  <a:graphicData uri="http://schemas.microsoft.com/office/word/2010/wordprocessingShape">
-                    <wps:wsp>
-                      <wps:cNvSpPr txBox="1"/>
-                      <wps:spPr>
-                        <a:xfrm>
-                          <a:off x="0" y="0"/>
-                          <a:ext cx="1788160" cy="316865"/>
-                        </a:xfrm>
-                        <a:prstGeom prst="rect">
-                          <a:avLst/>
-                        </a:prstGeom>
-                        <a:solidFill>
-                          <a:schemeClr val="lt1"/>
-                        </a:solidFill>
-                        <a:ln w="6350">
-                          <a:noFill/>
-                        </a:ln>
-                      </wps:spPr>
-                      <wps:style>
-                        <a:lnRef idx="0">
-                          <a:schemeClr val="accent1"/>
-                        </a:lnRef>
-                        <a:fillRef idx="0">
-                          <a:schemeClr val="accent1"/>
-                        </a:fillRef>
-                        <a:effectRef idx="0">
-                          <a:schemeClr val="accent1"/>
-                        </a:effectRef>
-                        <a:fontRef idx="minor">
-                          <a:schemeClr val="dk1"/>
-                        </a:fontRef>
-                      </wps:style>
-                      <wps:txbx>
-                        <w:txbxContent>
-                          <w:p>
-                            <w:pPr>
-                              <w:rPr>
-                                <w:rFonts w:hint="eastAsia" w:ascii="黑体" w:hAnsi="黑体" w:eastAsia="黑体" w:cs="黑体"/>
-                                <w:b w:val="0"/>
-                                <w:bCs w:val="0"/>
-                                <w:color w:val="7C7C7C" w:themeColor="accent3" w:themeShade="BF"/>
-                                <w:sz w:val="24"/>
-                                <w:szCs w:val="24"/>
-                                <w:lang w:val="en-US" w:eastAsia="zh-CN"/>
-                              </w:rPr>
-                            </w:pPr>
-                            <w:r>
-                              <w:rPr>
-                                <w:rFonts w:hint="eastAsia" w:ascii="黑体" w:hAnsi="黑体" w:eastAsia="黑体" w:cs="黑体"/>
-                                <w:b w:val="0"/>
-                                <w:bCs w:val="0"/>
-                                <w:color w:val="7C7C7C" w:themeColor="accent3" w:themeShade="BF"/>
-                                <w:sz w:val="24"/>
-                                <w:szCs w:val="24"/>
-                                <w:lang w:val="en-US" w:eastAsia="zh-CN"/>
-                              </w:rPr>
-                              <w:t>基因科技守护生命健康</w:t>
-                            </w:r>
-                          </w:p>
-                        </w:txbxContent>
-                      </wps:txbx>
-                      <wps:bodyPr rot="0" spcFirstLastPara="0" vertOverflow="overflow" horzOverflow="overflow" vert="horz" wrap="square" lIns="91440" tIns="45720" rIns="91440" bIns="45720" numCol="1" spcCol="0" rtlCol="0" fromWordArt="0" anchor="t" anchorCtr="0" forceAA="0" compatLnSpc="1">
-                        <a:noAutofit/>
-                      </wps:bodyPr>
-                    </wps:wsp>
-                  </a:graphicData>
-                </a:graphic>
-              </wp:anchor>
-            </w:drawing>
-          </mc:Choice>
-          <mc:Fallback>
-            <w:pict>
-              <v:shape id="_x0000_s1026" o:spid="_x0000_s1026" o:spt="202" type="#_x0000_t202" style="position:absolute;left:0pt;margin-left:50.75pt;margin-top:777.75pt;height:24.95pt;width:140.8pt;z-index:251661312;mso-width-relative:page;mso-height-relative:page;" fillcolor="#FFFFFF [3201]" filled="t" stroked="f" coordsize="21600,21600" o:gfxdata="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">
-                <v:fill on="t" focussize="0,0"/>
-                <v:stroke on="f" weight="0.5pt"/>
-                <v:imagedata o:title=""/>
-                <o:lock v:ext="edit" aspectratio="f"/>
-                <v:textbox>
-                  <w:txbxContent>
-                    <w:p>
-                      <w:pPr>
-                        <w:rPr>
-                          <w:rFonts w:hint="eastAsia" w:ascii="黑体" w:hAnsi="黑体" w:eastAsia="黑体" w:cs="黑体"/>
-                          <w:b w:val="0"/>
-                          <w:bCs w:val="0"/>
-                          <w:color w:val="7C7C7C" w:themeColor="accent3" w:themeShade="BF"/>
-                          <w:sz w:val="24"/>
-                          <w:szCs w:val="24"/>
-                          <w:lang w:val="en-US" w:eastAsia="zh-CN"/>
-                        </w:rPr>
-                      </w:pPr>
-                      <w:r>
-                        <w:rPr>
-                          <w:rFonts w:hint="eastAsia" w:ascii="黑体" w:hAnsi="黑体" w:eastAsia="黑体" w:cs="黑体"/>
-                          <w:b w:val="0"/>
-                          <w:bCs w:val="0"/>
-                          <w:color w:val="7C7C7C" w:themeColor="accent3" w:themeShade="BF"/>
-                          <w:sz w:val="24"/>
-                          <w:szCs w:val="24"/>
-                          <w:lang w:val="en-US" w:eastAsia="zh-CN"/>
-                        </w:rPr>
-                        <w:t>基因科技守护生命健康</w:t>
+                        <w:t>MET基因扩增检测报告</w:t>
                       </w:r>
                     </w:p>
                   </w:txbxContent>
@@ -406,19 +284,24 @@
         </mc:AlternateContent>
       </w:r>
       <w:r>
+        <w:rPr>
+          <w:rFonts w:hint="eastAsia" w:eastAsia="宋体"/>
+          <w:sz w:val="20"/>
+          <w:lang w:eastAsia="zh-CN"/>
+        </w:rPr>
         <w:drawing>
-          <wp:anchor distT="0" distB="0" distL="0" distR="0" simplePos="0" relativeHeight="251668480" behindDoc="0" locked="0" layoutInCell="1" allowOverlap="1">
+          <wp:anchor distT="0" distB="0" distL="114300" distR="114300" simplePos="0" relativeHeight="251667456" behindDoc="0" locked="0" layoutInCell="1" allowOverlap="1">
             <wp:simplePos x="0" y="0"/>
             <wp:positionH relativeFrom="column">
-              <wp:posOffset>2259330</wp:posOffset>
+              <wp:posOffset>19685</wp:posOffset>
             </wp:positionH>
             <wp:positionV relativeFrom="paragraph">
-              <wp:posOffset>288925</wp:posOffset>
+              <wp:posOffset>-135890</wp:posOffset>
             </wp:positionV>
-            <wp:extent cx="1643380" cy="986790"/>
-            <wp:effectExtent l="0" t="0" r="0" b="0"/>
+            <wp:extent cx="7956550" cy="10721975"/>
+            <wp:effectExtent l="0" t="0" r="13970" b="6985"/>
             <wp:wrapNone/>
-            <wp:docPr id="3" name="图片 1"/>
+            <wp:docPr id="20" name="图片 20" descr="20250320-刘建峰-宣传册封面-06"/>
             <wp:cNvGraphicFramePr>
               <a:graphicFrameLocks xmlns:a="http://schemas.openxmlformats.org/drawingml/2006/main" noChangeAspect="1"/>
             </wp:cNvGraphicFramePr>
@@ -426,14 +309,13 @@
               <a:graphicData uri="http://schemas.openxmlformats.org/drawingml/2006/picture">
                 <pic:pic xmlns:pic="http://schemas.openxmlformats.org/drawingml/2006/picture">
                   <pic:nvPicPr>
-                    <pic:cNvPr id="3" name="图片 1"/>
+                    <pic:cNvPr id="20" name="图片 20" descr="20250320-刘建峰-宣传册封面-06"/>
                     <pic:cNvPicPr>
-                      <a:picLocks noChangeAspect="1" noChangeArrowheads="1"/>
+                      <a:picLocks noChangeAspect="1"/>
                     </pic:cNvPicPr>
                   </pic:nvPicPr>
                   <pic:blipFill>
                     <a:blip r:embed="rId11"/>
-                    <a:srcRect/>
                     <a:stretch>
                       <a:fillRect/>
                     </a:stretch>
@@ -441,54 +323,7 @@
                   <pic:spPr>
                     <a:xfrm>
                       <a:off x="0" y="0"/>
-                      <a:ext cx="1643380" cy="986790"/>
-                    </a:xfrm>
-                    <a:prstGeom prst="rect">
-                      <a:avLst/>
-                    </a:prstGeom>
-                    <a:noFill/>
-                    <a:ln>
-                      <a:noFill/>
-                    </a:ln>
-                  </pic:spPr>
-                </pic:pic>
-              </a:graphicData>
-            </a:graphic>
-          </wp:anchor>
-        </w:drawing>
-      </w:r>
-      <w:r>
-        <w:rPr>
-          <w:lang w:eastAsia="zh-CN"/>
-        </w:rPr>
-        <w:drawing>
-          <wp:inline distT="0" distB="0" distL="114300" distR="114300">
-            <wp:extent cx="7559675" cy="10698480"/>
-            <wp:effectExtent l="0" t="0" r="14605" b="0"/>
-            <wp:docPr id="35" name="图片 35" descr="封面111111"/>
-            <wp:cNvGraphicFramePr>
-              <a:graphicFrameLocks xmlns:a="http://schemas.openxmlformats.org/drawingml/2006/main" noChangeAspect="1"/>
-            </wp:cNvGraphicFramePr>
-            <a:graphic xmlns:a="http://schemas.openxmlformats.org/drawingml/2006/main">
-              <a:graphicData uri="http://schemas.openxmlformats.org/drawingml/2006/picture">
-                <pic:pic xmlns:pic="http://schemas.openxmlformats.org/drawingml/2006/picture">
-                  <pic:nvPicPr>
-                    <pic:cNvPr id="35" name="图片 35" descr="封面111111"/>
-                    <pic:cNvPicPr>
-                      <a:picLocks noChangeAspect="1"/>
-                    </pic:cNvPicPr>
-                  </pic:nvPicPr>
-                  <pic:blipFill>
-                    <a:blip r:embed="rId12"/>
-                    <a:srcRect l="1400" t="66" r="1581" b="-6"/>
-                    <a:stretch>
-                      <a:fillRect/>
-                    </a:stretch>
-                  </pic:blipFill>
-                  <pic:spPr>
-                    <a:xfrm>
-                      <a:off x="0" y="0"/>
-                      <a:ext cx="7559675" cy="10698480"/>
+                      <a:ext cx="7956550" cy="10721975"/>
                     </a:xfrm>
                     <a:prstGeom prst="rect">
                       <a:avLst/>
@@ -497,31 +332,9 @@
                 </pic:pic>
               </a:graphicData>
             </a:graphic>
-          </wp:inline>
+          </wp:anchor>
         </w:drawing>
       </w:r>
-    </w:p>
-    <w:p>
-      <w:pPr>
-        <w:rPr>
-          <w:rFonts w:hint="default" w:ascii="Times New Roman" w:hAnsi="Times New Roman" w:eastAsia="微软雅黑" w:cs="Times New Roman"/>
-          <w:sz w:val="20"/>
-          <w:lang w:eastAsia="zh-CN"/>
-        </w:rPr>
-        <w:sectPr>
-          <w:footerReference r:id="rId3" w:type="default"/>
-          <w:pgSz w:w="11910" w:h="16840"/>
-          <w:pgMar w:top="0" w:right="0" w:bottom="0" w:left="0" w:header="720" w:footer="720" w:gutter="0"/>
-          <w:pgBorders>
-            <w:top w:val="none" w:sz="0" w:space="0"/>
-            <w:left w:val="none" w:sz="0" w:space="0"/>
-            <w:bottom w:val="none" w:sz="0" w:space="0"/>
-            <w:right w:val="none" w:sz="0" w:space="0"/>
-          </w:pgBorders>
-          <w:pgNumType w:fmt="decimal" w:start="1"/>
-          <w:cols w:space="720" w:num="1"/>
-        </w:sectPr>
-      </w:pPr>
     </w:p>
     <w:p>
       <w:pPr>
@@ -544,7 +357,7 @@
         <w:rPr>
           <w:rFonts w:ascii="Times New Roman" w:hAnsi="Times New Roman" w:eastAsia="微软雅黑" w:cs="Times New Roman"/>
           <w:b/>
-          <w:color w:val="5B9BD5" w:themeColor="accent1"/>
+          <w:color w:val="0083C3"/>
           <w:sz w:val="52"/>
           <w:szCs w:val="52"/>
           <w:lang w:eastAsia="zh-CN"/>
@@ -553,11 +366,6 @@
               <w14:alpha w14:val="60000"/>
             </w14:schemeClr>
           </w14:shadow>
-          <w14:textFill>
-            <w14:solidFill>
-              <w14:schemeClr w14:val="accent1"/>
-            </w14:solidFill>
-          </w14:textFill>
           <w14:props3d w14:extrusionH="0" w14:contourW="0" w14:prstMaterial="clear"/>
         </w:rPr>
       </w:pPr>
@@ -565,7 +373,7 @@
         <w:rPr>
           <w:rFonts w:hint="eastAsia" w:ascii="Times New Roman" w:hAnsi="Times New Roman" w:eastAsia="微软雅黑" w:cs="Times New Roman"/>
           <w:b/>
-          <w:color w:val="62B541"/>
+          <w:color w:val="0083C3"/>
           <w:sz w:val="56"/>
           <w:szCs w:val="56"/>
           <w:lang w:eastAsia="zh-CN"/>
@@ -644,6 +452,7 @@
       <w:sdtPr>
         <w:rPr>
           <w:rFonts w:hint="default" w:ascii="Times New Roman" w:hAnsi="Times New Roman" w:eastAsia="微软雅黑" w:cs="Times New Roman"/>
+          <w:color w:val="0083C3"/>
           <w:sz w:val="21"/>
         </w:rPr>
         <w:id w:val="147459207"/>
@@ -656,6 +465,7 @@
         <w:rPr>
           <w:rFonts w:hint="default" w:ascii="Times New Roman" w:hAnsi="Times New Roman" w:eastAsia="微软雅黑" w:cs="Times New Roman"/>
           <w:b/>
+          <w:color w:val="0083C3"/>
           <w:sz w:val="22"/>
           <w:szCs w:val="24"/>
           <w:lang w:eastAsia="zh-CN"/>
@@ -687,6 +497,7 @@
             <w:rPr>
               <w:rFonts w:hint="default" w:ascii="Times New Roman" w:hAnsi="Times New Roman" w:eastAsia="微软雅黑" w:cs="Times New Roman"/>
               <w:b/>
+              <w:color w:val="0083C3"/>
               <w:sz w:val="22"/>
               <w:szCs w:val="24"/>
               <w:lang w:val="en-US" w:eastAsia="zh-CN" w:bidi="ar-SA"/>
@@ -695,6 +506,7 @@
           <w:r>
             <w:rPr>
               <w:rFonts w:hint="default" w:ascii="Times New Roman" w:hAnsi="Times New Roman" w:eastAsia="微软雅黑" w:cs="Times New Roman"/>
+              <w:color w:val="0083C3"/>
               <w:sz w:val="24"/>
               <w:szCs w:val="24"/>
             </w:rPr>
@@ -703,6 +515,7 @@
           <w:r>
             <w:rPr>
               <w:rFonts w:hint="default" w:ascii="Times New Roman" w:hAnsi="Times New Roman" w:eastAsia="微软雅黑" w:cs="Times New Roman"/>
+              <w:color w:val="0083C3"/>
               <w:sz w:val="24"/>
               <w:szCs w:val="24"/>
             </w:rPr>
@@ -711,6 +524,7 @@
           <w:r>
             <w:rPr>
               <w:rFonts w:hint="default" w:ascii="Times New Roman" w:hAnsi="Times New Roman" w:eastAsia="微软雅黑" w:cs="Times New Roman"/>
+              <w:color w:val="0083C3"/>
               <w:sz w:val="24"/>
               <w:szCs w:val="24"/>
             </w:rPr>
@@ -728,7 +542,7 @@
               <w:rFonts w:hint="default" w:ascii="Times New Roman" w:hAnsi="Times New Roman" w:eastAsia="微软雅黑" w:cs="微软雅黑"/>
               <w:b/>
               <w:bCs/>
-              <w:color w:val="62B541"/>
+              <w:color w:val="0083C3"/>
               <w:sz w:val="32"/>
               <w:szCs w:val="32"/>
               <w:lang w:val="en-US" w:eastAsia="zh-CN" w:bidi="ar-SA"/>
@@ -740,7 +554,7 @@
               <w:rFonts w:hint="default" w:ascii="Times New Roman" w:hAnsi="Times New Roman" w:eastAsia="微软雅黑" w:cs="微软雅黑"/>
               <w:b/>
               <w:bCs/>
-              <w:color w:val="62B541"/>
+              <w:color w:val="0083C3"/>
               <w:sz w:val="32"/>
               <w:szCs w:val="32"/>
               <w:lang w:val="en-US" w:eastAsia="zh-CN" w:bidi="ar-SA"/>
@@ -753,7 +567,7 @@
               <w:rFonts w:hint="default" w:ascii="Times New Roman" w:hAnsi="Times New Roman" w:eastAsia="微软雅黑" w:cs="微软雅黑"/>
               <w:b/>
               <w:bCs/>
-              <w:color w:val="62B541"/>
+              <w:color w:val="0083C3"/>
               <w:sz w:val="32"/>
               <w:szCs w:val="32"/>
               <w:lang w:val="en-US" w:eastAsia="zh-CN" w:bidi="ar-SA"/>
@@ -766,7 +580,7 @@
               <w:rFonts w:hint="default" w:ascii="Times New Roman" w:hAnsi="Times New Roman" w:eastAsia="微软雅黑" w:cs="微软雅黑"/>
               <w:b/>
               <w:bCs/>
-              <w:color w:val="62B541"/>
+              <w:color w:val="0083C3"/>
               <w:sz w:val="32"/>
               <w:szCs w:val="32"/>
               <w:lang w:val="en-US" w:eastAsia="zh-CN" w:bidi="ar-SA"/>
@@ -779,7 +593,7 @@
               <w:rFonts w:hint="default" w:ascii="Times New Roman" w:hAnsi="Times New Roman" w:eastAsia="微软雅黑" w:cs="微软雅黑"/>
               <w:b/>
               <w:bCs/>
-              <w:color w:val="62B541"/>
+              <w:color w:val="0083C3"/>
               <w:sz w:val="32"/>
               <w:szCs w:val="32"/>
               <w:lang w:val="en-US" w:eastAsia="zh-CN" w:bidi="ar-SA"/>
@@ -792,7 +606,7 @@
               <w:rFonts w:hint="default" w:ascii="Times New Roman" w:hAnsi="Times New Roman" w:eastAsia="微软雅黑" w:cs="微软雅黑"/>
               <w:b/>
               <w:bCs/>
-              <w:color w:val="62B541"/>
+              <w:color w:val="0083C3"/>
               <w:sz w:val="32"/>
               <w:szCs w:val="32"/>
               <w:lang w:val="en-US" w:eastAsia="zh-CN" w:bidi="ar-SA"/>
@@ -805,7 +619,7 @@
               <w:rFonts w:hint="default" w:ascii="Times New Roman" w:hAnsi="Times New Roman" w:eastAsia="微软雅黑" w:cs="微软雅黑"/>
               <w:b/>
               <w:bCs/>
-              <w:color w:val="62B541"/>
+              <w:color w:val="0083C3"/>
               <w:sz w:val="32"/>
               <w:szCs w:val="32"/>
               <w:lang w:val="en-US" w:eastAsia="zh-CN" w:bidi="ar-SA"/>
@@ -818,7 +632,7 @@
               <w:rFonts w:hint="default" w:ascii="Times New Roman" w:hAnsi="Times New Roman" w:eastAsia="微软雅黑" w:cs="微软雅黑"/>
               <w:b/>
               <w:bCs/>
-              <w:color w:val="62B541"/>
+              <w:color w:val="0083C3"/>
               <w:sz w:val="32"/>
               <w:szCs w:val="32"/>
               <w:lang w:val="en-US" w:eastAsia="zh-CN" w:bidi="ar-SA"/>
@@ -831,7 +645,7 @@
               <w:rFonts w:hint="default" w:ascii="Times New Roman" w:hAnsi="Times New Roman" w:eastAsia="微软雅黑" w:cs="微软雅黑"/>
               <w:b/>
               <w:bCs/>
-              <w:color w:val="62B541"/>
+              <w:color w:val="0083C3"/>
               <w:sz w:val="32"/>
               <w:szCs w:val="32"/>
               <w:lang w:val="en-US" w:eastAsia="zh-CN" w:bidi="ar-SA"/>
@@ -844,7 +658,7 @@
               <w:rFonts w:hint="default" w:ascii="Times New Roman" w:hAnsi="Times New Roman" w:eastAsia="微软雅黑" w:cs="微软雅黑"/>
               <w:b/>
               <w:bCs/>
-              <w:color w:val="62B541"/>
+              <w:color w:val="0083C3"/>
               <w:sz w:val="32"/>
               <w:szCs w:val="32"/>
               <w:lang w:val="en-US" w:eastAsia="zh-CN" w:bidi="ar-SA"/>
@@ -857,7 +671,7 @@
               <w:rFonts w:hint="default" w:ascii="Times New Roman" w:hAnsi="Times New Roman" w:eastAsia="微软雅黑" w:cs="微软雅黑"/>
               <w:b/>
               <w:bCs/>
-              <w:color w:val="62B541"/>
+              <w:color w:val="0083C3"/>
               <w:sz w:val="32"/>
               <w:szCs w:val="32"/>
               <w:lang w:val="en-US" w:eastAsia="zh-CN" w:bidi="ar-SA"/>
@@ -870,7 +684,7 @@
               <w:rFonts w:hint="default" w:ascii="Times New Roman" w:hAnsi="Times New Roman" w:eastAsia="微软雅黑" w:cs="微软雅黑"/>
               <w:b/>
               <w:bCs/>
-              <w:color w:val="62B541"/>
+              <w:color w:val="0083C3"/>
               <w:sz w:val="32"/>
               <w:szCs w:val="32"/>
               <w:lang w:val="en-US" w:eastAsia="zh-CN" w:bidi="ar-SA"/>
@@ -889,7 +703,7 @@
               <w:rFonts w:hint="default" w:ascii="Times New Roman" w:hAnsi="Times New Roman" w:eastAsia="微软雅黑" w:cs="微软雅黑"/>
               <w:b/>
               <w:bCs/>
-              <w:color w:val="62B541"/>
+              <w:color w:val="0083C3"/>
               <w:sz w:val="32"/>
               <w:szCs w:val="32"/>
               <w:lang w:val="en-US" w:eastAsia="zh-CN" w:bidi="ar-SA"/>
@@ -901,7 +715,7 @@
               <w:rFonts w:hint="default" w:ascii="Times New Roman" w:hAnsi="Times New Roman" w:eastAsia="微软雅黑" w:cs="微软雅黑"/>
               <w:b/>
               <w:bCs/>
-              <w:color w:val="62B541"/>
+              <w:color w:val="0083C3"/>
               <w:sz w:val="32"/>
               <w:szCs w:val="32"/>
               <w:lang w:val="en-US" w:eastAsia="zh-CN" w:bidi="ar-SA"/>
@@ -914,7 +728,7 @@
               <w:rFonts w:hint="default" w:ascii="Times New Roman" w:hAnsi="Times New Roman" w:eastAsia="微软雅黑" w:cs="微软雅黑"/>
               <w:b/>
               <w:bCs/>
-              <w:color w:val="62B541"/>
+              <w:color w:val="0083C3"/>
               <w:sz w:val="32"/>
               <w:szCs w:val="32"/>
               <w:lang w:val="en-US" w:eastAsia="zh-CN" w:bidi="ar-SA"/>
@@ -927,7 +741,7 @@
               <w:rFonts w:hint="default" w:ascii="Times New Roman" w:hAnsi="Times New Roman" w:eastAsia="微软雅黑" w:cs="微软雅黑"/>
               <w:b/>
               <w:bCs/>
-              <w:color w:val="62B541"/>
+              <w:color w:val="0083C3"/>
               <w:sz w:val="32"/>
               <w:szCs w:val="32"/>
               <w:lang w:val="en-US" w:eastAsia="zh-CN" w:bidi="ar-SA"/>
@@ -940,7 +754,7 @@
               <w:rFonts w:hint="default" w:ascii="Times New Roman" w:hAnsi="Times New Roman" w:eastAsia="微软雅黑" w:cs="微软雅黑"/>
               <w:b/>
               <w:bCs/>
-              <w:color w:val="62B541"/>
+              <w:color w:val="0083C3"/>
               <w:sz w:val="32"/>
               <w:szCs w:val="32"/>
               <w:lang w:val="en-US" w:eastAsia="zh-CN" w:bidi="ar-SA"/>
@@ -953,7 +767,7 @@
               <w:rFonts w:hint="eastAsia" w:ascii="Times New Roman" w:hAnsi="Times New Roman" w:eastAsia="微软雅黑" w:cs="微软雅黑"/>
               <w:b/>
               <w:bCs/>
-              <w:color w:val="62B541"/>
+              <w:color w:val="0083C3"/>
               <w:sz w:val="32"/>
               <w:szCs w:val="32"/>
               <w:lang w:val="en-US" w:eastAsia="zh-CN" w:bidi="ar-SA"/>
@@ -966,7 +780,7 @@
               <w:rFonts w:hint="default" w:ascii="Times New Roman" w:hAnsi="Times New Roman" w:eastAsia="微软雅黑" w:cs="微软雅黑"/>
               <w:b/>
               <w:bCs/>
-              <w:color w:val="62B541"/>
+              <w:color w:val="0083C3"/>
               <w:sz w:val="32"/>
               <w:szCs w:val="32"/>
               <w:lang w:val="en-US" w:eastAsia="zh-CN" w:bidi="ar-SA"/>
@@ -979,7 +793,7 @@
               <w:rFonts w:hint="default" w:ascii="Times New Roman" w:hAnsi="Times New Roman" w:eastAsia="微软雅黑" w:cs="微软雅黑"/>
               <w:b/>
               <w:bCs/>
-              <w:color w:val="62B541"/>
+              <w:color w:val="0083C3"/>
               <w:sz w:val="32"/>
               <w:szCs w:val="32"/>
               <w:lang w:val="en-US" w:eastAsia="zh-CN" w:bidi="ar-SA"/>
@@ -992,7 +806,7 @@
               <w:rFonts w:hint="default" w:ascii="Times New Roman" w:hAnsi="Times New Roman" w:eastAsia="微软雅黑" w:cs="微软雅黑"/>
               <w:b/>
               <w:bCs/>
-              <w:color w:val="62B541"/>
+              <w:color w:val="0083C3"/>
               <w:sz w:val="32"/>
               <w:szCs w:val="32"/>
               <w:lang w:val="en-US" w:eastAsia="zh-CN" w:bidi="ar-SA"/>
@@ -1005,7 +819,7 @@
               <w:rFonts w:hint="default" w:ascii="Times New Roman" w:hAnsi="Times New Roman" w:eastAsia="微软雅黑" w:cs="微软雅黑"/>
               <w:b/>
               <w:bCs/>
-              <w:color w:val="62B541"/>
+              <w:color w:val="0083C3"/>
               <w:sz w:val="32"/>
               <w:szCs w:val="32"/>
               <w:lang w:val="en-US" w:eastAsia="zh-CN" w:bidi="ar-SA"/>
@@ -1018,7 +832,7 @@
               <w:rFonts w:hint="default" w:ascii="Times New Roman" w:hAnsi="Times New Roman" w:eastAsia="微软雅黑" w:cs="微软雅黑"/>
               <w:b/>
               <w:bCs/>
-              <w:color w:val="62B541"/>
+              <w:color w:val="0083C3"/>
               <w:sz w:val="32"/>
               <w:szCs w:val="32"/>
               <w:lang w:val="en-US" w:eastAsia="zh-CN" w:bidi="ar-SA"/>
@@ -1031,7 +845,7 @@
               <w:rFonts w:hint="default" w:ascii="Times New Roman" w:hAnsi="Times New Roman" w:eastAsia="微软雅黑" w:cs="微软雅黑"/>
               <w:b/>
               <w:bCs/>
-              <w:color w:val="62B541"/>
+              <w:color w:val="0083C3"/>
               <w:sz w:val="32"/>
               <w:szCs w:val="32"/>
               <w:lang w:val="en-US" w:eastAsia="zh-CN" w:bidi="ar-SA"/>
@@ -1044,7 +858,7 @@
               <w:rFonts w:hint="default" w:ascii="Times New Roman" w:hAnsi="Times New Roman" w:eastAsia="微软雅黑" w:cs="微软雅黑"/>
               <w:b/>
               <w:bCs/>
-              <w:color w:val="62B541"/>
+              <w:color w:val="0083C3"/>
               <w:sz w:val="32"/>
               <w:szCs w:val="32"/>
               <w:lang w:val="en-US" w:eastAsia="zh-CN" w:bidi="ar-SA"/>
@@ -1063,7 +877,7 @@
               <w:rFonts w:hint="default" w:ascii="Times New Roman" w:hAnsi="Times New Roman" w:eastAsia="微软雅黑" w:cs="微软雅黑"/>
               <w:b/>
               <w:bCs/>
-              <w:color w:val="62B541"/>
+              <w:color w:val="0083C3"/>
               <w:sz w:val="32"/>
               <w:szCs w:val="32"/>
               <w:lang w:val="en-US" w:eastAsia="zh-CN" w:bidi="ar-SA"/>
@@ -1075,7 +889,7 @@
               <w:rFonts w:hint="default" w:ascii="Times New Roman" w:hAnsi="Times New Roman" w:eastAsia="微软雅黑" w:cs="微软雅黑"/>
               <w:b/>
               <w:bCs/>
-              <w:color w:val="62B541"/>
+              <w:color w:val="0083C3"/>
               <w:sz w:val="32"/>
               <w:szCs w:val="32"/>
               <w:lang w:val="en-US" w:eastAsia="zh-CN" w:bidi="ar-SA"/>
@@ -1088,7 +902,7 @@
               <w:rFonts w:hint="default" w:ascii="Times New Roman" w:hAnsi="Times New Roman" w:eastAsia="微软雅黑" w:cs="微软雅黑"/>
               <w:b/>
               <w:bCs/>
-              <w:color w:val="62B541"/>
+              <w:color w:val="0083C3"/>
               <w:sz w:val="32"/>
               <w:szCs w:val="32"/>
               <w:lang w:val="en-US" w:eastAsia="zh-CN" w:bidi="ar-SA"/>
@@ -1101,7 +915,7 @@
               <w:rFonts w:hint="default" w:ascii="Times New Roman" w:hAnsi="Times New Roman" w:eastAsia="微软雅黑" w:cs="微软雅黑"/>
               <w:b/>
               <w:bCs/>
-              <w:color w:val="62B541"/>
+              <w:color w:val="0083C3"/>
               <w:sz w:val="32"/>
               <w:szCs w:val="32"/>
               <w:lang w:val="en-US" w:eastAsia="zh-CN" w:bidi="ar-SA"/>
@@ -1114,7 +928,7 @@
               <w:rFonts w:hint="default" w:ascii="Times New Roman" w:hAnsi="Times New Roman" w:eastAsia="微软雅黑" w:cs="微软雅黑"/>
               <w:b/>
               <w:bCs/>
-              <w:color w:val="62B541"/>
+              <w:color w:val="0083C3"/>
               <w:sz w:val="32"/>
               <w:szCs w:val="32"/>
               <w:lang w:val="en-US" w:eastAsia="zh-CN" w:bidi="ar-SA"/>
@@ -1127,7 +941,7 @@
               <w:rFonts w:hint="default" w:ascii="Times New Roman" w:hAnsi="Times New Roman" w:eastAsia="微软雅黑" w:cs="微软雅黑"/>
               <w:b/>
               <w:bCs/>
-              <w:color w:val="62B541"/>
+              <w:color w:val="0083C3"/>
               <w:sz w:val="32"/>
               <w:szCs w:val="32"/>
               <w:lang w:val="en-US" w:eastAsia="zh-CN" w:bidi="ar-SA"/>
@@ -1140,7 +954,7 @@
               <w:rFonts w:hint="default" w:ascii="Times New Roman" w:hAnsi="Times New Roman" w:eastAsia="微软雅黑" w:cs="微软雅黑"/>
               <w:b/>
               <w:bCs/>
-              <w:color w:val="62B541"/>
+              <w:color w:val="0083C3"/>
               <w:sz w:val="32"/>
               <w:szCs w:val="32"/>
               <w:lang w:val="en-US" w:eastAsia="zh-CN" w:bidi="ar-SA"/>
@@ -1153,7 +967,7 @@
               <w:rFonts w:hint="default" w:ascii="Times New Roman" w:hAnsi="Times New Roman" w:eastAsia="微软雅黑" w:cs="微软雅黑"/>
               <w:b/>
               <w:bCs/>
-              <w:color w:val="62B541"/>
+              <w:color w:val="0083C3"/>
               <w:sz w:val="32"/>
               <w:szCs w:val="32"/>
               <w:lang w:val="en-US" w:eastAsia="zh-CN" w:bidi="ar-SA"/>
@@ -1166,7 +980,7 @@
               <w:rFonts w:hint="default" w:ascii="Times New Roman" w:hAnsi="Times New Roman" w:eastAsia="微软雅黑" w:cs="微软雅黑"/>
               <w:b/>
               <w:bCs/>
-              <w:color w:val="62B541"/>
+              <w:color w:val="0083C3"/>
               <w:sz w:val="32"/>
               <w:szCs w:val="32"/>
               <w:lang w:val="en-US" w:eastAsia="zh-CN" w:bidi="ar-SA"/>
@@ -1179,7 +993,7 @@
               <w:rFonts w:hint="default" w:ascii="Times New Roman" w:hAnsi="Times New Roman" w:eastAsia="微软雅黑" w:cs="微软雅黑"/>
               <w:b/>
               <w:bCs/>
-              <w:color w:val="62B541"/>
+              <w:color w:val="0083C3"/>
               <w:sz w:val="32"/>
               <w:szCs w:val="32"/>
               <w:lang w:val="en-US" w:eastAsia="zh-CN" w:bidi="ar-SA"/>
@@ -1192,7 +1006,7 @@
               <w:rFonts w:hint="default" w:ascii="Times New Roman" w:hAnsi="Times New Roman" w:eastAsia="微软雅黑" w:cs="微软雅黑"/>
               <w:b/>
               <w:bCs/>
-              <w:color w:val="62B541"/>
+              <w:color w:val="0083C3"/>
               <w:sz w:val="32"/>
               <w:szCs w:val="32"/>
               <w:lang w:val="en-US" w:eastAsia="zh-CN" w:bidi="ar-SA"/>
@@ -1205,7 +1019,7 @@
               <w:rFonts w:hint="default" w:ascii="Times New Roman" w:hAnsi="Times New Roman" w:eastAsia="微软雅黑" w:cs="微软雅黑"/>
               <w:b/>
               <w:bCs/>
-              <w:color w:val="62B541"/>
+              <w:color w:val="0083C3"/>
               <w:sz w:val="32"/>
               <w:szCs w:val="32"/>
               <w:lang w:val="en-US" w:eastAsia="zh-CN" w:bidi="ar-SA"/>
@@ -1224,7 +1038,7 @@
               <w:rFonts w:hint="default" w:ascii="Times New Roman" w:hAnsi="Times New Roman" w:eastAsia="微软雅黑" w:cs="微软雅黑"/>
               <w:b/>
               <w:bCs/>
-              <w:color w:val="62B541"/>
+              <w:color w:val="0083C3"/>
               <w:sz w:val="32"/>
               <w:szCs w:val="32"/>
               <w:lang w:val="en-US" w:eastAsia="zh-CN" w:bidi="ar-SA"/>
@@ -1236,7 +1050,7 @@
               <w:rFonts w:hint="default" w:ascii="Times New Roman" w:hAnsi="Times New Roman" w:eastAsia="微软雅黑" w:cs="微软雅黑"/>
               <w:b/>
               <w:bCs/>
-              <w:color w:val="62B541"/>
+              <w:color w:val="0083C3"/>
               <w:sz w:val="32"/>
               <w:szCs w:val="32"/>
               <w:lang w:val="en-US" w:eastAsia="zh-CN" w:bidi="ar-SA"/>
@@ -1249,7 +1063,7 @@
               <w:rFonts w:hint="default" w:ascii="Times New Roman" w:hAnsi="Times New Roman" w:eastAsia="微软雅黑" w:cs="微软雅黑"/>
               <w:b/>
               <w:bCs/>
-              <w:color w:val="62B541"/>
+              <w:color w:val="0083C3"/>
               <w:sz w:val="32"/>
               <w:szCs w:val="32"/>
               <w:lang w:val="en-US" w:eastAsia="zh-CN" w:bidi="ar-SA"/>
@@ -1262,7 +1076,7 @@
               <w:rFonts w:hint="default" w:ascii="Times New Roman" w:hAnsi="Times New Roman" w:eastAsia="微软雅黑" w:cs="微软雅黑"/>
               <w:b/>
               <w:bCs/>
-              <w:color w:val="62B541"/>
+              <w:color w:val="0083C3"/>
               <w:sz w:val="32"/>
               <w:szCs w:val="32"/>
               <w:lang w:val="en-US" w:eastAsia="zh-CN" w:bidi="ar-SA"/>
@@ -1275,7 +1089,7 @@
               <w:rFonts w:hint="default" w:ascii="Times New Roman" w:hAnsi="Times New Roman" w:eastAsia="微软雅黑" w:cs="微软雅黑"/>
               <w:b/>
               <w:bCs/>
-              <w:color w:val="62B541"/>
+              <w:color w:val="0083C3"/>
               <w:sz w:val="32"/>
               <w:szCs w:val="32"/>
               <w:lang w:val="en-US" w:eastAsia="zh-CN" w:bidi="ar-SA"/>
@@ -1288,7 +1102,7 @@
               <w:rFonts w:hint="default" w:ascii="Times New Roman" w:hAnsi="Times New Roman" w:eastAsia="微软雅黑" w:cs="微软雅黑"/>
               <w:b/>
               <w:bCs/>
-              <w:color w:val="62B541"/>
+              <w:color w:val="0083C3"/>
               <w:sz w:val="32"/>
               <w:szCs w:val="32"/>
               <w:lang w:val="en-US" w:eastAsia="zh-CN" w:bidi="ar-SA"/>
@@ -1301,7 +1115,7 @@
               <w:rFonts w:hint="default" w:ascii="Times New Roman" w:hAnsi="Times New Roman" w:eastAsia="微软雅黑" w:cs="微软雅黑"/>
               <w:b/>
               <w:bCs/>
-              <w:color w:val="62B541"/>
+              <w:color w:val="0083C3"/>
               <w:sz w:val="32"/>
               <w:szCs w:val="32"/>
               <w:lang w:val="en-US" w:eastAsia="zh-CN" w:bidi="ar-SA"/>
@@ -1314,7 +1128,7 @@
               <w:rFonts w:hint="default" w:ascii="Times New Roman" w:hAnsi="Times New Roman" w:eastAsia="微软雅黑" w:cs="微软雅黑"/>
               <w:b/>
               <w:bCs/>
-              <w:color w:val="62B541"/>
+              <w:color w:val="0083C3"/>
               <w:sz w:val="32"/>
               <w:szCs w:val="32"/>
               <w:lang w:val="en-US" w:eastAsia="zh-CN" w:bidi="ar-SA"/>
@@ -1327,7 +1141,7 @@
               <w:rFonts w:hint="default" w:ascii="Times New Roman" w:hAnsi="Times New Roman" w:eastAsia="微软雅黑" w:cs="微软雅黑"/>
               <w:b/>
               <w:bCs/>
-              <w:color w:val="62B541"/>
+              <w:color w:val="0083C3"/>
               <w:sz w:val="32"/>
               <w:szCs w:val="32"/>
               <w:lang w:val="en-US" w:eastAsia="zh-CN" w:bidi="ar-SA"/>
@@ -1340,7 +1154,7 @@
               <w:rFonts w:hint="default" w:ascii="Times New Roman" w:hAnsi="Times New Roman" w:eastAsia="微软雅黑" w:cs="微软雅黑"/>
               <w:b/>
               <w:bCs/>
-              <w:color w:val="62B541"/>
+              <w:color w:val="0083C3"/>
               <w:sz w:val="32"/>
               <w:szCs w:val="32"/>
               <w:lang w:val="en-US" w:eastAsia="zh-CN" w:bidi="ar-SA"/>
@@ -1353,7 +1167,7 @@
               <w:rFonts w:hint="default" w:ascii="Times New Roman" w:hAnsi="Times New Roman" w:eastAsia="微软雅黑" w:cs="微软雅黑"/>
               <w:b/>
               <w:bCs/>
-              <w:color w:val="62B541"/>
+              <w:color w:val="0083C3"/>
               <w:sz w:val="32"/>
               <w:szCs w:val="32"/>
               <w:lang w:val="en-US" w:eastAsia="zh-CN" w:bidi="ar-SA"/>
@@ -1366,7 +1180,7 @@
               <w:rFonts w:hint="default" w:ascii="Times New Roman" w:hAnsi="Times New Roman" w:eastAsia="微软雅黑" w:cs="微软雅黑"/>
               <w:b/>
               <w:bCs/>
-              <w:color w:val="62B541"/>
+              <w:color w:val="0083C3"/>
               <w:sz w:val="32"/>
               <w:szCs w:val="32"/>
               <w:lang w:val="en-US" w:eastAsia="zh-CN" w:bidi="ar-SA"/>
@@ -1385,7 +1199,7 @@
               <w:rFonts w:hint="default" w:ascii="Times New Roman" w:hAnsi="Times New Roman" w:eastAsia="微软雅黑" w:cs="微软雅黑"/>
               <w:b/>
               <w:bCs/>
-              <w:color w:val="62B541"/>
+              <w:color w:val="0083C3"/>
               <w:sz w:val="32"/>
               <w:szCs w:val="32"/>
               <w:lang w:val="en-US" w:eastAsia="zh-CN" w:bidi="ar-SA"/>
@@ -1397,7 +1211,7 @@
               <w:rFonts w:hint="default" w:ascii="Times New Roman" w:hAnsi="Times New Roman" w:eastAsia="微软雅黑" w:cs="微软雅黑"/>
               <w:b/>
               <w:bCs/>
-              <w:color w:val="62B541"/>
+              <w:color w:val="0083C3"/>
               <w:sz w:val="32"/>
               <w:szCs w:val="32"/>
               <w:lang w:val="en-US" w:eastAsia="zh-CN" w:bidi="ar-SA"/>
@@ -1410,7 +1224,7 @@
               <w:rFonts w:hint="default" w:ascii="Times New Roman" w:hAnsi="Times New Roman" w:eastAsia="微软雅黑" w:cs="微软雅黑"/>
               <w:b/>
               <w:bCs/>
-              <w:color w:val="62B541"/>
+              <w:color w:val="0083C3"/>
               <w:sz w:val="32"/>
               <w:szCs w:val="32"/>
               <w:lang w:val="en-US" w:eastAsia="zh-CN" w:bidi="ar-SA"/>
@@ -1423,7 +1237,7 @@
               <w:rFonts w:hint="default" w:ascii="Times New Roman" w:hAnsi="Times New Roman" w:eastAsia="微软雅黑" w:cs="微软雅黑"/>
               <w:b/>
               <w:bCs/>
-              <w:color w:val="62B541"/>
+              <w:color w:val="0083C3"/>
               <w:sz w:val="32"/>
               <w:szCs w:val="32"/>
               <w:lang w:val="en-US" w:eastAsia="zh-CN" w:bidi="ar-SA"/>
@@ -1436,7 +1250,7 @@
               <w:rFonts w:hint="default" w:ascii="Times New Roman" w:hAnsi="Times New Roman" w:eastAsia="微软雅黑" w:cs="微软雅黑"/>
               <w:b/>
               <w:bCs/>
-              <w:color w:val="62B541"/>
+              <w:color w:val="0083C3"/>
               <w:sz w:val="32"/>
               <w:szCs w:val="32"/>
               <w:lang w:val="en-US" w:eastAsia="zh-CN" w:bidi="ar-SA"/>
@@ -1449,7 +1263,7 @@
               <w:rFonts w:hint="default" w:ascii="Times New Roman" w:hAnsi="Times New Roman" w:eastAsia="微软雅黑" w:cs="微软雅黑"/>
               <w:b/>
               <w:bCs/>
-              <w:color w:val="62B541"/>
+              <w:color w:val="0083C3"/>
               <w:sz w:val="32"/>
               <w:szCs w:val="32"/>
               <w:lang w:val="en-US" w:eastAsia="zh-CN" w:bidi="ar-SA"/>
@@ -1462,7 +1276,7 @@
               <w:rFonts w:hint="default" w:ascii="Times New Roman" w:hAnsi="Times New Roman" w:eastAsia="微软雅黑" w:cs="微软雅黑"/>
               <w:b/>
               <w:bCs/>
-              <w:color w:val="62B541"/>
+              <w:color w:val="0083C3"/>
               <w:sz w:val="32"/>
               <w:szCs w:val="32"/>
               <w:lang w:val="en-US" w:eastAsia="zh-CN" w:bidi="ar-SA"/>
@@ -1475,7 +1289,7 @@
               <w:rFonts w:hint="default" w:ascii="Times New Roman" w:hAnsi="Times New Roman" w:eastAsia="微软雅黑" w:cs="微软雅黑"/>
               <w:b/>
               <w:bCs/>
-              <w:color w:val="62B541"/>
+              <w:color w:val="0083C3"/>
               <w:sz w:val="32"/>
               <w:szCs w:val="32"/>
               <w:lang w:val="en-US" w:eastAsia="zh-CN" w:bidi="ar-SA"/>
@@ -1488,7 +1302,7 @@
               <w:rFonts w:hint="default" w:ascii="Times New Roman" w:hAnsi="Times New Roman" w:eastAsia="微软雅黑" w:cs="微软雅黑"/>
               <w:b/>
               <w:bCs/>
-              <w:color w:val="62B541"/>
+              <w:color w:val="0083C3"/>
               <w:sz w:val="32"/>
               <w:szCs w:val="32"/>
               <w:lang w:val="en-US" w:eastAsia="zh-CN" w:bidi="ar-SA"/>
@@ -1501,7 +1315,7 @@
               <w:rFonts w:hint="default" w:ascii="Times New Roman" w:hAnsi="Times New Roman" w:eastAsia="微软雅黑" w:cs="微软雅黑"/>
               <w:b/>
               <w:bCs/>
-              <w:color w:val="62B541"/>
+              <w:color w:val="0083C3"/>
               <w:sz w:val="32"/>
               <w:szCs w:val="32"/>
               <w:lang w:val="en-US" w:eastAsia="zh-CN" w:bidi="ar-SA"/>
@@ -1514,7 +1328,7 @@
               <w:rFonts w:hint="default" w:ascii="Times New Roman" w:hAnsi="Times New Roman" w:eastAsia="微软雅黑" w:cs="微软雅黑"/>
               <w:b/>
               <w:bCs/>
-              <w:color w:val="62B541"/>
+              <w:color w:val="0083C3"/>
               <w:sz w:val="32"/>
               <w:szCs w:val="32"/>
               <w:lang w:val="en-US" w:eastAsia="zh-CN" w:bidi="ar-SA"/>
@@ -1527,7 +1341,7 @@
               <w:rFonts w:hint="default" w:ascii="Times New Roman" w:hAnsi="Times New Roman" w:eastAsia="微软雅黑" w:cs="微软雅黑"/>
               <w:b/>
               <w:bCs/>
-              <w:color w:val="62B541"/>
+              <w:color w:val="0083C3"/>
               <w:sz w:val="32"/>
               <w:szCs w:val="32"/>
               <w:lang w:val="en-US" w:eastAsia="zh-CN" w:bidi="ar-SA"/>
@@ -1560,6 +1374,7 @@
             <w:textAlignment w:val="auto"/>
             <w:rPr>
               <w:rFonts w:hint="default" w:ascii="Times New Roman" w:hAnsi="Times New Roman" w:eastAsia="微软雅黑" w:cs="Times New Roman"/>
+              <w:color w:val="0083C3"/>
               <w:sz w:val="24"/>
               <w:szCs w:val="24"/>
               <w:lang w:eastAsia="zh-CN"/>
@@ -1569,6 +1384,7 @@
             <w:rPr>
               <w:rFonts w:hint="default" w:ascii="Times New Roman" w:hAnsi="Times New Roman" w:eastAsia="微软雅黑" w:cs="Times New Roman"/>
               <w:b/>
+              <w:color w:val="0083C3"/>
               <w:szCs w:val="24"/>
               <w:lang w:eastAsia="zh-CN"/>
             </w:rPr>
@@ -1597,14 +1413,14 @@
           </w14:shadow>
         </w:rPr>
       </w:pPr>
-      <w:bookmarkStart w:id="0" w:name="_Toc24178_WPSOffice_Level1"/>
-      <w:bookmarkStart w:id="1" w:name="_Toc21669"/>
-      <w:bookmarkStart w:id="2" w:name="_Toc24397"/>
-      <w:bookmarkStart w:id="3" w:name="_Toc32054"/>
-      <w:bookmarkStart w:id="4" w:name="_Toc13806"/>
+      <w:bookmarkStart w:id="0" w:name="_Toc21669"/>
+      <w:bookmarkStart w:id="1" w:name="_Toc24397"/>
+      <w:bookmarkStart w:id="2" w:name="_Toc13806"/>
+      <w:bookmarkStart w:id="3" w:name="_Toc24178_WPSOffice_Level1"/>
+      <w:bookmarkStart w:id="4" w:name="_Toc32054"/>
       <w:bookmarkStart w:id="5" w:name="_Toc30143_WPSOffice_Level1"/>
-      <w:bookmarkStart w:id="6" w:name="_Toc21009_WPSOffice_Level1"/>
-      <w:bookmarkStart w:id="7" w:name="_Toc27500"/>
+      <w:bookmarkStart w:id="6" w:name="_Toc27500"/>
+      <w:bookmarkStart w:id="7" w:name="_Toc21009_WPSOffice_Level1"/>
     </w:p>
     <w:p>
       <w:pPr>
@@ -1648,7 +1464,7 @@
         <w:jc w:val="left"/>
         <w:rPr>
           <w:rFonts w:hint="default" w:ascii="Times New Roman" w:hAnsi="Times New Roman" w:eastAsia="微软雅黑" w:cs="Times New Roman"/>
-          <w:color w:val="62B541"/>
+          <w:color w:val="0083C3"/>
           <w:sz w:val="32"/>
           <w14:shadow w14:blurRad="50800" w14:dist="38100" w14:dir="10800000" w14:sx="100000" w14:sy="100000" w14:kx="0" w14:ky="0" w14:algn="r">
             <w14:srgbClr w14:val="62B541">
@@ -1661,7 +1477,7 @@
       <w:r>
         <w:rPr>
           <w:rFonts w:hint="default" w:ascii="Times New Roman" w:hAnsi="Times New Roman" w:eastAsia="微软雅黑" w:cs="Times New Roman"/>
-          <w:color w:val="62B541"/>
+          <w:color w:val="0083C3"/>
           <w:sz w:val="32"/>
           <w14:shadow w14:blurRad="50800" w14:dist="38100" w14:dir="10800000" w14:sx="100000" w14:sy="100000" w14:kx="0" w14:ky="0" w14:algn="r">
             <w14:srgbClr w14:val="62B541">
@@ -1725,7 +1541,7 @@
           <w:tcPr>
             <w:tcW w:w="3629" w:type="dxa"/>
             <w:tcBorders>
-              <w:top w:val="single" w:color="62BC41" w:sz="24" w:space="0"/>
+              <w:top w:val="single" w:color="0083C3" w:sz="24" w:space="0"/>
               <w:tl2br w:val="nil"/>
               <w:tr2bl w:val="nil"/>
             </w:tcBorders>
@@ -1786,7 +1602,7 @@
           <w:tcPr>
             <w:tcW w:w="3323" w:type="dxa"/>
             <w:tcBorders>
-              <w:top w:val="single" w:color="62BC41" w:sz="24" w:space="0"/>
+              <w:top w:val="single" w:color="0083C3" w:sz="24" w:space="0"/>
               <w:tl2br w:val="nil"/>
               <w:tr2bl w:val="nil"/>
             </w:tcBorders>
@@ -1847,7 +1663,7 @@
           <w:tcPr>
             <w:tcW w:w="3316" w:type="dxa"/>
             <w:tcBorders>
-              <w:top w:val="single" w:color="62BC41" w:sz="24" w:space="0"/>
+              <w:top w:val="single" w:color="0083C3" w:sz="24" w:space="0"/>
               <w:tl2br w:val="nil"/>
               <w:tr2bl w:val="nil"/>
             </w:tcBorders>
@@ -2228,17 +2044,18 @@
                 <w:szCs w:val="21"/>
                 <w:lang w:eastAsia="zh-CN"/>
               </w:rPr>
-              <w:t>送检医生：</w:t>
+              <w:t>订单编号：</w:t>
             </w:r>
             <w:r>
               <w:rPr>
-                <w:rFonts w:hint="eastAsia" w:ascii="Times New Roman" w:hAnsi="Times New Roman" w:eastAsia="微软雅黑" w:cs="Times New Roman"/>
+                <w:rFonts w:ascii="Times New Roman" w:hAnsi="Times New Roman" w:eastAsia="微软雅黑" w:cs="Times New Roman"/>
+                <w:bCs/>
                 <w:color w:val="000000"/>
                 <w:sz w:val="21"/>
                 <w:szCs w:val="21"/>
                 <w:lang w:eastAsia="zh-CN"/>
               </w:rPr>
-              <w:t>{{ doctorname }}</w:t>
+              <w:t>-</w:t>
             </w:r>
           </w:p>
         </w:tc>
@@ -2486,7 +2303,7 @@
                 <w:szCs w:val="21"/>
                 <w:lang w:eastAsia="zh-CN"/>
               </w:rPr>
-              <w:t>送检时间：</w:t>
+              <w:t>接收时间：</w:t>
             </w:r>
             <w:r>
               <w:rPr>
@@ -2497,7 +2314,7 @@
                 <w:szCs w:val="21"/>
                 <w:lang w:eastAsia="zh-CN"/>
               </w:rPr>
-              <w:t>{{ commission_date }}</w:t>
+              <w:t>{{ receiveddate }}</w:t>
             </w:r>
           </w:p>
         </w:tc>
@@ -2525,7 +2342,8 @@
         </w:trPr>
         <w:tc>
           <w:tcPr>
-            <w:tcW w:w="3629" w:type="dxa"/>
+            <w:tcW w:w="10268" w:type="dxa"/>
+            <w:gridSpan w:val="3"/>
             <w:tcBorders>
               <w:tl2br w:val="nil"/>
               <w:tr2bl w:val="nil"/>
@@ -2583,124 +2401,6 @@
             </w:r>
           </w:p>
         </w:tc>
-        <w:tc>
-          <w:tcPr>
-            <w:tcW w:w="3323" w:type="dxa"/>
-            <w:tcBorders>
-              <w:tl2br w:val="nil"/>
-              <w:tr2bl w:val="nil"/>
-            </w:tcBorders>
-            <w:shd w:val="clear" w:color="auto" w:fill="auto"/>
-            <w:vAlign w:val="center"/>
-          </w:tcPr>
-          <w:p>
-            <w:pPr>
-              <w:keepNext w:val="0"/>
-              <w:keepLines w:val="0"/>
-              <w:pageBreakBefore w:val="0"/>
-              <w:widowControl w:val="0"/>
-              <w:kinsoku/>
-              <w:wordWrap/>
-              <w:overflowPunct/>
-              <w:topLinePunct w:val="0"/>
-              <w:autoSpaceDE/>
-              <w:autoSpaceDN/>
-              <w:bidi w:val="0"/>
-              <w:adjustRightInd w:val="0"/>
-              <w:snapToGrid w:val="0"/>
-              <w:jc w:val="both"/>
-              <w:textAlignment w:val="auto"/>
-              <w:rPr>
-                <w:rFonts w:hint="default" w:ascii="Times New Roman" w:hAnsi="Times New Roman" w:eastAsia="微软雅黑" w:cs="Times New Roman"/>
-                <w:color w:val="000000"/>
-                <w:sz w:val="21"/>
-                <w:szCs w:val="21"/>
-                <w:lang w:eastAsia="zh-CN"/>
-              </w:rPr>
-            </w:pPr>
-            <w:r>
-              <w:rPr>
-                <w:rFonts w:ascii="Times New Roman" w:hAnsi="Times New Roman" w:eastAsia="微软雅黑" w:cs="Times New Roman"/>
-                <w:color w:val="000000"/>
-                <w:sz w:val="21"/>
-                <w:szCs w:val="21"/>
-                <w:lang w:eastAsia="zh-CN"/>
-              </w:rPr>
-              <w:t>订单编号：</w:t>
-            </w:r>
-            <w:r>
-              <w:rPr>
-                <w:rFonts w:ascii="Times New Roman" w:hAnsi="Times New Roman" w:eastAsia="微软雅黑" w:cs="Times New Roman"/>
-                <w:bCs/>
-                <w:color w:val="000000"/>
-                <w:sz w:val="21"/>
-                <w:szCs w:val="21"/>
-                <w:lang w:eastAsia="zh-CN"/>
-              </w:rPr>
-              <w:t>-</w:t>
-            </w:r>
-          </w:p>
-        </w:tc>
-        <w:tc>
-          <w:tcPr>
-            <w:tcW w:w="3316" w:type="dxa"/>
-            <w:tcBorders>
-              <w:tl2br w:val="nil"/>
-              <w:tr2bl w:val="nil"/>
-            </w:tcBorders>
-            <w:shd w:val="clear" w:color="auto" w:fill="auto"/>
-            <w:vAlign w:val="center"/>
-          </w:tcPr>
-          <w:p>
-            <w:pPr>
-              <w:keepNext w:val="0"/>
-              <w:keepLines w:val="0"/>
-              <w:pageBreakBefore w:val="0"/>
-              <w:widowControl w:val="0"/>
-              <w:kinsoku/>
-              <w:wordWrap/>
-              <w:overflowPunct/>
-              <w:topLinePunct w:val="0"/>
-              <w:autoSpaceDE/>
-              <w:autoSpaceDN/>
-              <w:bidi w:val="0"/>
-              <w:adjustRightInd w:val="0"/>
-              <w:snapToGrid w:val="0"/>
-              <w:jc w:val="both"/>
-              <w:textAlignment w:val="auto"/>
-              <w:rPr>
-                <w:rFonts w:hint="default" w:ascii="Times New Roman" w:hAnsi="Times New Roman" w:eastAsia="微软雅黑" w:cs="Times New Roman"/>
-                <w:bCs/>
-                <w:color w:val="000000"/>
-                <w:sz w:val="21"/>
-                <w:szCs w:val="21"/>
-                <w:lang w:eastAsia="zh-CN"/>
-              </w:rPr>
-            </w:pPr>
-            <w:r>
-              <w:rPr>
-                <w:rFonts w:ascii="Times New Roman" w:hAnsi="Times New Roman" w:eastAsia="微软雅黑" w:cs="Times New Roman"/>
-                <w:bCs/>
-                <w:color w:val="000000"/>
-                <w:sz w:val="21"/>
-                <w:szCs w:val="21"/>
-                <w:lang w:eastAsia="zh-CN"/>
-              </w:rPr>
-              <w:t>接收时间：</w:t>
-            </w:r>
-            <w:r>
-              <w:rPr>
-                <w:rFonts w:hint="eastAsia" w:ascii="Times New Roman" w:hAnsi="Times New Roman" w:eastAsia="微软雅黑" w:cs="Times New Roman"/>
-                <w:bCs/>
-                <w:color w:val="000000"/>
-                <w:sz w:val="21"/>
-                <w:szCs w:val="21"/>
-                <w:lang w:eastAsia="zh-CN"/>
-              </w:rPr>
-              <w:t>{{ receiveddate }}</w:t>
-            </w:r>
-          </w:p>
-        </w:tc>
       </w:tr>
     </w:tbl>
     <w:p>
@@ -2735,7 +2435,7 @@
         <w:jc w:val="left"/>
         <w:rPr>
           <w:rFonts w:hint="default" w:ascii="Times New Roman" w:hAnsi="Times New Roman" w:eastAsia="微软雅黑" w:cs="Times New Roman"/>
-          <w:color w:val="62B541"/>
+          <w:color w:val="0083C3"/>
           <w:sz w:val="32"/>
           <w14:shadow w14:blurRad="50800" w14:dist="38100" w14:dir="10800000" w14:sx="100000" w14:sy="100000" w14:kx="0" w14:ky="0" w14:algn="r">
             <w14:srgbClr w14:val="62B541">
@@ -2748,7 +2448,7 @@
       <w:r>
         <w:rPr>
           <w:rFonts w:hint="default" w:ascii="Times New Roman" w:hAnsi="Times New Roman" w:eastAsia="微软雅黑" w:cs="Times New Roman"/>
-          <w:color w:val="62B541"/>
+          <w:color w:val="0083C3"/>
           <w:sz w:val="32"/>
           <w14:shadow w14:blurRad="50800" w14:dist="38100" w14:dir="10800000" w14:sx="100000" w14:sy="100000" w14:kx="0" w14:ky="0" w14:algn="r">
             <w14:srgbClr w14:val="62B541">
@@ -2761,7 +2461,7 @@
       <w:r>
         <w:rPr>
           <w:rFonts w:hint="eastAsia" w:ascii="Times New Roman" w:hAnsi="Times New Roman" w:eastAsia="微软雅黑" w:cs="Times New Roman"/>
-          <w:color w:val="62B541"/>
+          <w:color w:val="0083C3"/>
           <w:sz w:val="32"/>
           <w:lang w:val="en-US" w:eastAsia="zh-CN"/>
           <w14:shadow w14:blurRad="50800" w14:dist="38100" w14:dir="10800000" w14:sx="100000" w14:sy="100000" w14:kx="0" w14:ky="0" w14:algn="r">
@@ -2825,7 +2525,7 @@
           <w:tcPr>
             <w:tcW w:w="3574" w:type="dxa"/>
             <w:tcBorders>
-              <w:top w:val="single" w:color="62BC41" w:sz="24" w:space="0"/>
+              <w:top w:val="single" w:color="0083C3" w:sz="24" w:space="0"/>
               <w:tl2br w:val="nil"/>
               <w:tr2bl w:val="nil"/>
             </w:tcBorders>
@@ -2861,7 +2561,7 @@
           <w:tcPr>
             <w:tcW w:w="6639" w:type="dxa"/>
             <w:tcBorders>
-              <w:top w:val="single" w:color="62BC41" w:sz="24" w:space="0"/>
+              <w:top w:val="single" w:color="0083C3" w:sz="24" w:space="0"/>
               <w:tl2br w:val="nil"/>
               <w:tr2bl w:val="nil"/>
             </w:tcBorders>
@@ -3343,7 +3043,7 @@
         <w:jc w:val="left"/>
         <w:rPr>
           <w:rFonts w:hint="default" w:ascii="Times New Roman" w:hAnsi="Times New Roman" w:eastAsia="微软雅黑" w:cs="Times New Roman"/>
-          <w:color w:val="62B541"/>
+          <w:color w:val="0083C3"/>
           <w:sz w:val="32"/>
           <w14:shadow w14:blurRad="50800" w14:dist="38100" w14:dir="10800000" w14:sx="100000" w14:sy="100000" w14:kx="0" w14:ky="0" w14:algn="r">
             <w14:srgbClr w14:val="62B541">
@@ -3356,7 +3056,7 @@
       <w:r>
         <w:rPr>
           <w:rFonts w:hint="default" w:ascii="Times New Roman" w:hAnsi="Times New Roman" w:eastAsia="微软雅黑" w:cs="Times New Roman"/>
-          <w:color w:val="62B541"/>
+          <w:color w:val="0083C3"/>
           <w:sz w:val="32"/>
           <w14:shadow w14:blurRad="50800" w14:dist="38100" w14:dir="10800000" w14:sx="100000" w14:sy="100000" w14:kx="0" w14:ky="0" w14:algn="r">
             <w14:srgbClr w14:val="62B541">
@@ -3611,7 +3311,7 @@
         <w:jc w:val="left"/>
         <w:rPr>
           <w:rFonts w:hint="default" w:ascii="Times New Roman" w:hAnsi="Times New Roman" w:eastAsia="微软雅黑" w:cs="Times New Roman"/>
-          <w:color w:val="62B541"/>
+          <w:color w:val="0083C3"/>
           <w:sz w:val="32"/>
           <w14:shadow w14:blurRad="50800" w14:dist="38100" w14:dir="10800000" w14:sx="100000" w14:sy="100000" w14:kx="0" w14:ky="0" w14:algn="r">
             <w14:srgbClr w14:val="62B541">
@@ -3624,7 +3324,7 @@
       <w:r>
         <w:rPr>
           <w:rFonts w:hint="default" w:ascii="Times New Roman" w:hAnsi="Times New Roman" w:eastAsia="微软雅黑" w:cs="Times New Roman"/>
-          <w:color w:val="62B541"/>
+          <w:color w:val="0083C3"/>
           <w:sz w:val="32"/>
           <w14:shadow w14:blurRad="50800" w14:dist="38100" w14:dir="10800000" w14:sx="100000" w14:sy="100000" w14:kx="0" w14:ky="0" w14:algn="r">
             <w14:srgbClr w14:val="62B541">
@@ -3643,9 +3343,9 @@
         <w:tblW w:w="10242" w:type="dxa"/>
         <w:jc w:val="center"/>
         <w:tblBorders>
-          <w:top w:val="single" w:color="5A9D46" w:sz="24" w:space="0"/>
+          <w:top w:val="single" w:color="0083C3" w:sz="24" w:space="0"/>
           <w:left w:val="none" w:color="auto" w:sz="0" w:space="0"/>
-          <w:bottom w:val="single" w:color="A4A4A4" w:sz="4" w:space="0"/>
+          <w:bottom w:val="none" w:color="auto" w:sz="0" w:space="0"/>
           <w:right w:val="none" w:color="auto" w:sz="0" w:space="0"/>
           <w:insideH w:val="single" w:color="A4A4A4" w:sz="4" w:space="0"/>
           <w:insideV w:val="single" w:color="A4A4A4" w:sz="4" w:space="0"/>
@@ -3667,9 +3367,9 @@
       <w:tr>
         <w:tblPrEx>
           <w:tblBorders>
-            <w:top w:val="single" w:color="5A9D46" w:sz="24" w:space="0"/>
+            <w:top w:val="single" w:color="0083C3" w:sz="24" w:space="0"/>
             <w:left w:val="none" w:color="auto" w:sz="0" w:space="0"/>
-            <w:bottom w:val="single" w:color="A4A4A4" w:sz="4" w:space="0"/>
+            <w:bottom w:val="none" w:color="auto" w:sz="0" w:space="0"/>
             <w:right w:val="none" w:color="auto" w:sz="0" w:space="0"/>
             <w:insideH w:val="single" w:color="A4A4A4" w:sz="4" w:space="0"/>
             <w:insideV w:val="single" w:color="A4A4A4" w:sz="4" w:space="0"/>
@@ -3689,7 +3389,6 @@
           <w:tcPr>
             <w:tcW w:w="2353" w:type="dxa"/>
             <w:tcBorders>
-              <w:top w:val="single" w:color="62BC41" w:sz="24" w:space="0"/>
               <w:tl2br w:val="nil"/>
               <w:tr2bl w:val="nil"/>
             </w:tcBorders>
@@ -3724,7 +3423,6 @@
           <w:tcPr>
             <w:tcW w:w="2375" w:type="dxa"/>
             <w:tcBorders>
-              <w:top w:val="single" w:color="62BC41" w:sz="24" w:space="0"/>
               <w:tl2br w:val="nil"/>
               <w:tr2bl w:val="nil"/>
             </w:tcBorders>
@@ -3759,7 +3457,6 @@
           <w:tcPr>
             <w:tcW w:w="2250" w:type="dxa"/>
             <w:tcBorders>
-              <w:top w:val="single" w:color="62BC41" w:sz="24" w:space="0"/>
               <w:tl2br w:val="nil"/>
               <w:tr2bl w:val="nil"/>
             </w:tcBorders>
@@ -3794,7 +3491,6 @@
           <w:tcPr>
             <w:tcW w:w="3264" w:type="dxa"/>
             <w:tcBorders>
-              <w:top w:val="single" w:color="62BC41" w:sz="24" w:space="0"/>
               <w:tl2br w:val="nil"/>
               <w:tr2bl w:val="nil"/>
             </w:tcBorders>
@@ -3829,9 +3525,9 @@
       <w:tr>
         <w:tblPrEx>
           <w:tblBorders>
-            <w:top w:val="single" w:color="5A9D46" w:sz="24" w:space="0"/>
+            <w:top w:val="single" w:color="0083C3" w:sz="24" w:space="0"/>
             <w:left w:val="none" w:color="auto" w:sz="0" w:space="0"/>
-            <w:bottom w:val="single" w:color="A4A4A4" w:sz="4" w:space="0"/>
+            <w:bottom w:val="none" w:color="auto" w:sz="0" w:space="0"/>
             <w:right w:val="none" w:color="auto" w:sz="0" w:space="0"/>
             <w:insideH w:val="single" w:color="A4A4A4" w:sz="4" w:space="0"/>
             <w:insideV w:val="single" w:color="A4A4A4" w:sz="4" w:space="0"/>
@@ -4058,9 +3754,9 @@
       <w:tr>
         <w:tblPrEx>
           <w:tblBorders>
-            <w:top w:val="single" w:color="5A9D46" w:sz="24" w:space="0"/>
+            <w:top w:val="single" w:color="0083C3" w:sz="24" w:space="0"/>
             <w:left w:val="none" w:color="auto" w:sz="0" w:space="0"/>
-            <w:bottom w:val="single" w:color="A4A4A4" w:sz="4" w:space="0"/>
+            <w:bottom w:val="none" w:color="auto" w:sz="0" w:space="0"/>
             <w:right w:val="none" w:color="auto" w:sz="0" w:space="0"/>
             <w:insideH w:val="single" w:color="A4A4A4" w:sz="4" w:space="0"/>
             <w:insideV w:val="single" w:color="A4A4A4" w:sz="4" w:space="0"/>
@@ -4218,9 +3914,9 @@
       <w:tr>
         <w:tblPrEx>
           <w:tblBorders>
-            <w:top w:val="single" w:color="5A9D46" w:sz="24" w:space="0"/>
+            <w:top w:val="single" w:color="0083C3" w:sz="24" w:space="0"/>
             <w:left w:val="none" w:color="auto" w:sz="0" w:space="0"/>
-            <w:bottom w:val="single" w:color="A4A4A4" w:sz="4" w:space="0"/>
+            <w:bottom w:val="none" w:color="auto" w:sz="0" w:space="0"/>
             <w:right w:val="none" w:color="auto" w:sz="0" w:space="0"/>
             <w:insideH w:val="single" w:color="A4A4A4" w:sz="4" w:space="0"/>
             <w:insideV w:val="single" w:color="A4A4A4" w:sz="4" w:space="0"/>
@@ -4378,9 +4074,9 @@
       <w:tr>
         <w:tblPrEx>
           <w:tblBorders>
-            <w:top w:val="single" w:color="5A9D46" w:sz="24" w:space="0"/>
+            <w:top w:val="single" w:color="0083C3" w:sz="24" w:space="0"/>
             <w:left w:val="none" w:color="auto" w:sz="0" w:space="0"/>
-            <w:bottom w:val="single" w:color="A4A4A4" w:sz="4" w:space="0"/>
+            <w:bottom w:val="none" w:color="auto" w:sz="0" w:space="0"/>
             <w:right w:val="none" w:color="auto" w:sz="0" w:space="0"/>
             <w:insideH w:val="single" w:color="A4A4A4" w:sz="4" w:space="0"/>
             <w:insideV w:val="single" w:color="A4A4A4" w:sz="4" w:space="0"/>
@@ -4791,7 +4487,7 @@
             <w:tcBorders>
               <w:top w:val="nil"/>
               <w:left w:val="nil"/>
-              <w:bottom w:val="single" w:color="62B541" w:sz="12" w:space="0"/>
+              <w:bottom w:val="single" w:color="0083C3" w:sz="12" w:space="0"/>
               <w:right w:val="nil"/>
             </w:tcBorders>
             <w:vAlign w:val="bottom"/>
@@ -4861,7 +4557,7 @@
             <w:tcBorders>
               <w:top w:val="nil"/>
               <w:left w:val="nil"/>
-              <w:bottom w:val="single" w:color="62B541" w:sz="12" w:space="0"/>
+              <w:bottom w:val="single" w:color="0083C3" w:sz="12" w:space="0"/>
               <w:right w:val="nil"/>
             </w:tcBorders>
             <w:vAlign w:val="bottom"/>
@@ -4908,7 +4604,7 @@
             <w:tcBorders>
               <w:top w:val="nil"/>
               <w:left w:val="nil"/>
-              <w:bottom w:val="single" w:color="62B541" w:sz="12" w:space="0"/>
+              <w:bottom w:val="single" w:color="0083C3" w:sz="12" w:space="0"/>
               <w:right w:val="nil"/>
             </w:tcBorders>
             <w:vAlign w:val="bottom"/>
@@ -4921,7 +4617,6 @@
                 <w:sz w:val="16"/>
               </w:rPr>
             </w:pPr>
-            <w:bookmarkStart w:id="13" w:name="_GoBack"/>
             <w:r>
               <w:rPr>
                 <w:rFonts w:hint="eastAsia" w:eastAsia="微软雅黑"/>
@@ -4932,7 +4627,7 @@
                 <w:lang w:eastAsia="zh-CN"/>
               </w:rPr>
               <w:drawing>
-                <wp:anchor distT="0" distB="0" distL="114300" distR="114300" simplePos="0" relativeHeight="251669504" behindDoc="0" locked="0" layoutInCell="1" allowOverlap="1">
+                <wp:anchor distT="0" distB="0" distL="114300" distR="114300" simplePos="0" relativeHeight="251666432" behindDoc="0" locked="0" layoutInCell="1" allowOverlap="1">
                   <wp:simplePos x="0" y="0"/>
                   <wp:positionH relativeFrom="column">
                     <wp:posOffset>-44450</wp:posOffset>
@@ -4957,7 +4652,7 @@
                           </pic:cNvPicPr>
                         </pic:nvPicPr>
                         <pic:blipFill>
-                          <a:blip r:embed="rId13">
+                          <a:blip r:embed="rId12">
                             <a:clrChange>
                               <a:clrFrom>
                                 <a:srgbClr val="FFFFFF">
@@ -4991,7 +4686,6 @@
                 </wp:anchor>
               </w:drawing>
             </w:r>
-            <w:bookmarkEnd w:id="13"/>
           </w:p>
         </w:tc>
         <w:tc>
@@ -5000,7 +4694,7 @@
             <w:tcBorders>
               <w:top w:val="nil"/>
               <w:left w:val="nil"/>
-              <w:bottom w:val="single" w:color="62B541" w:sz="12" w:space="0"/>
+              <w:bottom w:val="single" w:color="0083C3" w:sz="12" w:space="0"/>
               <w:right w:val="nil"/>
             </w:tcBorders>
             <w:vAlign w:val="bottom"/>
@@ -5091,7 +4785,7 @@
             <w:tcW w:w="9706" w:type="dxa"/>
             <w:gridSpan w:val="4"/>
             <w:tcBorders>
-              <w:top w:val="single" w:color="62B541" w:sz="12" w:space="0"/>
+              <w:top w:val="single" w:color="0083C3" w:sz="12" w:space="0"/>
               <w:left w:val="nil"/>
               <w:bottom w:val="nil"/>
               <w:right w:val="nil"/>
@@ -5131,7 +4825,7 @@
       </w:pPr>
       <w:r>
         <w:drawing>
-          <wp:anchor distT="0" distB="0" distL="0" distR="0" simplePos="0" relativeHeight="251667456" behindDoc="0" locked="0" layoutInCell="1" allowOverlap="1">
+          <wp:anchor distT="0" distB="0" distL="0" distR="0" simplePos="0" relativeHeight="251665408" behindDoc="0" locked="0" layoutInCell="1" allowOverlap="1">
             <wp:simplePos x="0" y="0"/>
             <wp:positionH relativeFrom="column">
               <wp:posOffset>5020945</wp:posOffset>
@@ -5156,7 +4850,7 @@
                     </pic:cNvPicPr>
                   </pic:nvPicPr>
                   <pic:blipFill>
-                    <a:blip r:embed="rId14">
+                    <a:blip r:embed="rId13">
                       <a:extLst>
                         <a:ext uri="{28A0092B-C50C-407E-A947-70E740481C1C}">
                           <a14:useLocalDpi xmlns:a14="http://schemas.microsoft.com/office/drawing/2010/main" val="0"/>
@@ -5210,7 +4904,7 @@
         <w:jc w:val="left"/>
         <w:rPr>
           <w:rFonts w:hint="default" w:ascii="Times New Roman" w:hAnsi="Times New Roman" w:eastAsia="微软雅黑" w:cs="Times New Roman"/>
-          <w:color w:val="62B541"/>
+          <w:color w:val="0083C3"/>
           <w:sz w:val="32"/>
           <w14:shadow w14:blurRad="50800" w14:dist="38100" w14:dir="10800000" w14:sx="100000" w14:sy="100000" w14:kx="0" w14:ky="0" w14:algn="r">
             <w14:srgbClr w14:val="62B541">
@@ -5223,7 +4917,7 @@
       <w:r>
         <w:rPr>
           <w:rFonts w:hint="default" w:ascii="Times New Roman" w:hAnsi="Times New Roman" w:eastAsia="微软雅黑" w:cs="Times New Roman"/>
-          <w:color w:val="62B541"/>
+          <w:color w:val="0083C3"/>
           <w:sz w:val="32"/>
           <w14:shadow w14:blurRad="50800" w14:dist="38100" w14:dir="10800000" w14:sx="100000" w14:sy="100000" w14:kx="0" w14:ky="0" w14:algn="r">
             <w14:srgbClr w14:val="62B541">
@@ -5903,7 +5597,31 @@
           <w:szCs w:val="21"/>
           <w:lang w:val="en-US" w:eastAsia="zh-CN" w:bidi="ar"/>
         </w:rPr>
-        <w:t>NCCN Clinical Practice Guidelines in Oncology2020.</w:t>
+        <w:t>NCCN Clinical Practice Guidelines in Oncology</w:t>
+      </w:r>
+      <w:r>
+        <w:rPr>
+          <w:rFonts w:hint="eastAsia" w:ascii="Times New Roman" w:hAnsi="Times New Roman" w:eastAsia="微软雅黑" w:cs="Times New Roman"/>
+          <w:color w:val="000000"/>
+          <w:kern w:val="0"/>
+          <w:sz w:val="21"/>
+          <w:szCs w:val="21"/>
+          <w:lang w:val="en-US" w:eastAsia="zh-CN" w:bidi="ar"/>
+        </w:rPr>
+        <w:t xml:space="preserve"> 2025</w:t>
+      </w:r>
+      <w:bookmarkStart w:id="13" w:name="_GoBack"/>
+      <w:bookmarkEnd w:id="13"/>
+      <w:r>
+        <w:rPr>
+          <w:rFonts w:hint="default" w:ascii="Times New Roman" w:hAnsi="Times New Roman" w:eastAsia="微软雅黑" w:cs="Times New Roman"/>
+          <w:color w:val="000000"/>
+          <w:kern w:val="0"/>
+          <w:sz w:val="21"/>
+          <w:szCs w:val="21"/>
+          <w:lang w:val="en-US" w:eastAsia="zh-CN" w:bidi="ar"/>
+        </w:rPr>
+        <w:t>.</w:t>
       </w:r>
     </w:p>
     <w:p>
@@ -6115,15 +5833,6 @@
           <w:bCs w:val="0"/>
         </w:rPr>
       </w:pPr>
-      <w:r>
-        <w:rPr>
-          <w:rFonts w:hint="eastAsia" w:ascii="Times New Roman" w:hAnsi="Times New Roman" w:eastAsia="微软雅黑" w:cs="Times New Roman"/>
-          <w:b w:val="0"/>
-          <w:bCs w:val="0"/>
-          <w:lang w:eastAsia="zh-CN"/>
-        </w:rPr>
-        <w:t>T.020-32038634</w:t>
-      </w:r>
     </w:p>
     <w:p>
       <w:pPr>
@@ -6308,7 +6017,7 @@
           <w:szCs w:val="24"/>
         </w:rPr>
         <w:drawing>
-          <wp:anchor distT="0" distB="0" distL="114935" distR="114935" simplePos="0" relativeHeight="251666432" behindDoc="0" locked="0" layoutInCell="1" allowOverlap="1">
+          <wp:anchor distT="0" distB="0" distL="114935" distR="114935" simplePos="0" relativeHeight="251664384" behindDoc="0" locked="0" layoutInCell="1" allowOverlap="1">
             <wp:simplePos x="0" y="0"/>
             <wp:positionH relativeFrom="column">
               <wp:posOffset>723900</wp:posOffset>
@@ -6333,7 +6042,7 @@
                     </pic:cNvPicPr>
                   </pic:nvPicPr>
                   <pic:blipFill>
-                    <a:blip r:embed="rId15"/>
+                    <a:blip r:embed="rId14"/>
                     <a:stretch>
                       <a:fillRect/>
                     </a:stretch>
@@ -6364,7 +6073,7 @@
           <w:szCs w:val="24"/>
         </w:rPr>
         <w:drawing>
-          <wp:anchor distT="0" distB="0" distL="114935" distR="114935" simplePos="0" relativeHeight="251665408" behindDoc="0" locked="0" layoutInCell="1" allowOverlap="1">
+          <wp:anchor distT="0" distB="0" distL="114935" distR="114935" simplePos="0" relativeHeight="251663360" behindDoc="0" locked="0" layoutInCell="1" allowOverlap="1">
             <wp:simplePos x="0" y="0"/>
             <wp:positionH relativeFrom="column">
               <wp:posOffset>30480</wp:posOffset>
@@ -6389,7 +6098,7 @@
                     </pic:cNvPicPr>
                   </pic:nvPicPr>
                   <pic:blipFill>
-                    <a:blip r:embed="rId16"/>
+                    <a:blip r:embed="rId15"/>
                     <a:stretch>
                       <a:fillRect/>
                     </a:stretch>
@@ -6499,7 +6208,7 @@
           <w:rFonts w:hint="eastAsia" w:ascii="微软雅黑" w:hAnsi="微软雅黑" w:eastAsia="微软雅黑" w:cs="微软雅黑"/>
           <w:b/>
           <w:bCs/>
-          <w:color w:val="61964C"/>
+          <w:color w:val="0083C3"/>
           <w:sz w:val="20"/>
           <w:szCs w:val="20"/>
           <w:lang w:eastAsia="zh-CN"/>
@@ -6510,7 +6219,7 @@
           <w:rFonts w:hint="eastAsia" w:ascii="微软雅黑" w:hAnsi="微软雅黑" w:eastAsia="微软雅黑" w:cs="微软雅黑"/>
           <w:b/>
           <w:bCs/>
-          <w:color w:val="61964C"/>
+          <w:color w:val="0083C3"/>
           <w:sz w:val="20"/>
           <w:szCs w:val="20"/>
           <w:lang w:eastAsia="zh-CN"/>
@@ -6532,7 +6241,7 @@
           <w:rFonts w:ascii="Times New Roman" w:hAnsi="Times New Roman" w:eastAsia="等线"/>
           <w:b/>
           <w:bCs/>
-          <w:color w:val="61964C"/>
+          <w:color w:val="0083C3"/>
           <w:sz w:val="28"/>
           <w:szCs w:val="28"/>
         </w:rPr>
@@ -6560,7 +6269,7 @@
           <w:lang w:eastAsia="zh-CN"/>
         </w:rPr>
         <w:drawing>
-          <wp:anchor distT="0" distB="0" distL="0" distR="0" simplePos="0" relativeHeight="251663360" behindDoc="1" locked="0" layoutInCell="1" allowOverlap="1">
+          <wp:anchor distT="0" distB="0" distL="0" distR="0" simplePos="0" relativeHeight="251661312" behindDoc="1" locked="0" layoutInCell="1" allowOverlap="1">
             <wp:simplePos x="0" y="0"/>
             <wp:positionH relativeFrom="column">
               <wp:posOffset>4900295</wp:posOffset>
@@ -6585,7 +6294,7 @@
                     </pic:cNvPicPr>
                   </pic:nvPicPr>
                   <pic:blipFill>
-                    <a:blip r:embed="rId17"/>
+                    <a:blip r:embed="rId16"/>
                     <a:srcRect/>
                     <a:stretch>
                       <a:fillRect/>
@@ -7422,7 +7131,7 @@
       <mc:AlternateContent>
         <mc:Choice Requires="wps">
           <w:drawing>
-            <wp:anchor distT="0" distB="0" distL="114300" distR="114300" simplePos="0" relativeHeight="251664384" behindDoc="0" locked="0" layoutInCell="1" allowOverlap="1">
+            <wp:anchor distT="0" distB="0" distL="114300" distR="114300" simplePos="0" relativeHeight="251662336" behindDoc="0" locked="0" layoutInCell="1" allowOverlap="1">
               <wp:simplePos x="0" y="0"/>
               <wp:positionH relativeFrom="margin">
                 <wp:posOffset>3200400</wp:posOffset>
@@ -7516,7 +7225,7 @@
         </mc:Choice>
         <mc:Fallback>
           <w:pict>
-            <v:shape id="_x0000_s1026" o:spid="_x0000_s1026" o:spt="202" type="#_x0000_t202" style="position:absolute;left:0pt;margin-left:252pt;margin-top:-0.8pt;height:144pt;width:144pt;mso-position-horizontal-relative:margin;mso-wrap-style:none;z-index:251664384;mso-width-relative:page;mso-height-relative:page;" filled="f" stroked="f" coordsize="21600,21600" o:gfxdata="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">
+            <v:shape id="_x0000_s1026" o:spid="_x0000_s1026" o:spt="202" type="#_x0000_t202" style="position:absolute;left:0pt;margin-left:252pt;margin-top:-0.8pt;height:144pt;width:144pt;mso-position-horizontal-relative:margin;mso-wrap-style:none;z-index:251662336;mso-width-relative:page;mso-height-relative:page;" filled="f" stroked="f" coordsize="21600,21600" o:gfxdata="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">
               <v:fill on="f" focussize="0,0"/>
               <v:stroke on="f" weight="0.5pt"/>
               <v:imagedata o:title=""/>

--- a/WebContent/docx/MET基因扩增检测报告.docx
+++ b/WebContent/docx/MET基因扩增检测报告.docx
@@ -9,6 +9,352 @@
           <w:rFonts w:hint="default" w:ascii="Times New Roman" w:hAnsi="Times New Roman" w:eastAsia="微软雅黑" w:cs="Times New Roman"/>
         </w:rPr>
       </w:pPr>
+      <w:bookmarkStart w:id="13" w:name="_GoBack"/>
+      <w:r>
+        <w:rPr>
+          <w:rFonts w:hint="eastAsia" w:eastAsia="宋体"/>
+          <w:sz w:val="20"/>
+          <w:lang w:eastAsia="zh-CN"/>
+        </w:rPr>
+        <w:drawing>
+          <wp:anchor distT="0" distB="0" distL="114300" distR="114300" simplePos="0" relativeHeight="251667456" behindDoc="0" locked="0" layoutInCell="1" allowOverlap="1">
+            <wp:simplePos x="0" y="0"/>
+            <wp:positionH relativeFrom="column">
+              <wp:posOffset>-31115</wp:posOffset>
+            </wp:positionH>
+            <wp:positionV relativeFrom="paragraph">
+              <wp:posOffset>-645160</wp:posOffset>
+            </wp:positionV>
+            <wp:extent cx="7956550" cy="10721975"/>
+            <wp:effectExtent l="0" t="0" r="13970" b="6985"/>
+            <wp:wrapNone/>
+            <wp:docPr id="20" name="图片 20" descr="20250320-刘建峰-宣传册封面-06"/>
+            <wp:cNvGraphicFramePr>
+              <a:graphicFrameLocks xmlns:a="http://schemas.openxmlformats.org/drawingml/2006/main" noChangeAspect="1"/>
+            </wp:cNvGraphicFramePr>
+            <a:graphic xmlns:a="http://schemas.openxmlformats.org/drawingml/2006/main">
+              <a:graphicData uri="http://schemas.openxmlformats.org/drawingml/2006/picture">
+                <pic:pic xmlns:pic="http://schemas.openxmlformats.org/drawingml/2006/picture">
+                  <pic:nvPicPr>
+                    <pic:cNvPr id="20" name="图片 20" descr="20250320-刘建峰-宣传册封面-06"/>
+                    <pic:cNvPicPr>
+                      <a:picLocks noChangeAspect="1"/>
+                    </pic:cNvPicPr>
+                  </pic:nvPicPr>
+                  <pic:blipFill>
+                    <a:blip r:embed="rId12"/>
+                    <a:stretch>
+                      <a:fillRect/>
+                    </a:stretch>
+                  </pic:blipFill>
+                  <pic:spPr>
+                    <a:xfrm>
+                      <a:off x="0" y="0"/>
+                      <a:ext cx="7956550" cy="10721975"/>
+                    </a:xfrm>
+                    <a:prstGeom prst="rect">
+                      <a:avLst/>
+                    </a:prstGeom>
+                  </pic:spPr>
+                </pic:pic>
+              </a:graphicData>
+            </a:graphic>
+          </wp:anchor>
+        </w:drawing>
+      </w:r>
+      <w:bookmarkEnd w:id="13"/>
+      <w:r>
+        <w:rPr>
+          <w:sz w:val="22"/>
+        </w:rPr>
+        <mc:AlternateContent>
+          <mc:Choice Requires="wps">
+            <w:drawing>
+              <wp:anchor distT="0" distB="0" distL="114300" distR="114300" simplePos="0" relativeHeight="251669504" behindDoc="0" locked="0" layoutInCell="1" allowOverlap="1">
+                <wp:simplePos x="0" y="0"/>
+                <wp:positionH relativeFrom="column">
+                  <wp:posOffset>429895</wp:posOffset>
+                </wp:positionH>
+                <wp:positionV relativeFrom="paragraph">
+                  <wp:posOffset>7954010</wp:posOffset>
+                </wp:positionV>
+                <wp:extent cx="4082415" cy="957580"/>
+                <wp:effectExtent l="0" t="0" r="0" b="0"/>
+                <wp:wrapNone/>
+                <wp:docPr id="30" name="文本框 30"/>
+                <wp:cNvGraphicFramePr/>
+                <a:graphic xmlns:a="http://schemas.openxmlformats.org/drawingml/2006/main">
+                  <a:graphicData uri="http://schemas.microsoft.com/office/word/2010/wordprocessingShape">
+                    <wps:wsp>
+                      <wps:cNvSpPr txBox="1"/>
+                      <wps:spPr>
+                        <a:xfrm>
+                          <a:off x="0" y="0"/>
+                          <a:ext cx="4082415" cy="957580"/>
+                        </a:xfrm>
+                        <a:prstGeom prst="rect">
+                          <a:avLst/>
+                        </a:prstGeom>
+                        <a:noFill/>
+                        <a:ln w="6350">
+                          <a:noFill/>
+                        </a:ln>
+                      </wps:spPr>
+                      <wps:style>
+                        <a:lnRef idx="0">
+                          <a:schemeClr val="accent1"/>
+                        </a:lnRef>
+                        <a:fillRef idx="0">
+                          <a:schemeClr val="accent1"/>
+                        </a:fillRef>
+                        <a:effectRef idx="0">
+                          <a:schemeClr val="accent1"/>
+                        </a:effectRef>
+                        <a:fontRef idx="minor">
+                          <a:schemeClr val="dk1"/>
+                        </a:fontRef>
+                      </wps:style>
+                      <wps:txbx>
+                        <w:txbxContent>
+                          <w:p>
+                            <w:pPr>
+                              <w:rPr>
+                                <w:rFonts w:ascii="Times New Roman" w:hAnsi="Times New Roman" w:eastAsia="等线" w:cs="宋体"/>
+                                <w:sz w:val="24"/>
+                                <w:szCs w:val="22"/>
+                                <w:lang w:val="en-US" w:eastAsia="zh-CN" w:bidi="ar-SA"/>
+                              </w:rPr>
+                            </w:pPr>
+                            <w:r>
+                              <w:rPr>
+                                <w:rFonts w:ascii="Times New Roman" w:hAnsi="Times New Roman" w:eastAsia="等线" w:cs="宋体"/>
+                                <w:sz w:val="24"/>
+                                <w:szCs w:val="22"/>
+                                <w:lang w:val="en-US" w:eastAsia="zh-CN" w:bidi="ar-SA"/>
+                              </w:rPr>
+                              <w:t>{{ summaryOfRresults.binary | ci(</w:t>
+                            </w:r>
+                            <w:r>
+                              <w:rPr>
+                                <w:rFonts w:hint="eastAsia" w:ascii="Times New Roman" w:hAnsi="Times New Roman" w:eastAsia="等线" w:cs="宋体"/>
+                                <w:sz w:val="24"/>
+                                <w:szCs w:val="22"/>
+                                <w:lang w:val="en-US" w:eastAsia="zh-CN" w:bidi="ar-SA"/>
+                              </w:rPr>
+                              <w:t>35.4</w:t>
+                            </w:r>
+                            <w:r>
+                              <w:rPr>
+                                <w:rFonts w:ascii="Times New Roman" w:hAnsi="Times New Roman" w:eastAsia="等线" w:cs="宋体"/>
+                                <w:sz w:val="24"/>
+                                <w:szCs w:val="22"/>
+                                <w:lang w:val="en-US" w:eastAsia="zh-CN" w:bidi="ar-SA"/>
+                              </w:rPr>
+                              <w:t>,</w:t>
+                            </w:r>
+                            <w:r>
+                              <w:rPr>
+                                <w:rFonts w:hint="eastAsia" w:ascii="Times New Roman" w:hAnsi="Times New Roman" w:eastAsia="等线" w:cs="宋体"/>
+                                <w:sz w:val="24"/>
+                                <w:szCs w:val="22"/>
+                                <w:lang w:val="en-US" w:eastAsia="zh-CN" w:bidi="ar-SA"/>
+                              </w:rPr>
+                              <w:t>35.4</w:t>
+                            </w:r>
+                            <w:r>
+                              <w:rPr>
+                                <w:rFonts w:ascii="Times New Roman" w:hAnsi="Times New Roman" w:eastAsia="等线" w:cs="宋体"/>
+                                <w:sz w:val="24"/>
+                                <w:szCs w:val="22"/>
+                                <w:lang w:val="en-US" w:eastAsia="zh-CN" w:bidi="ar-SA"/>
+                              </w:rPr>
+                              <w:t>) }}</w:t>
+                            </w:r>
+                          </w:p>
+                          <w:p>
+                            <w:pPr>
+                              <w:rPr>
+                                <w:rFonts w:hint="eastAsia" w:ascii="微软雅黑" w:hAnsi="微软雅黑" w:eastAsia="微软雅黑" w:cs="微软雅黑"/>
+                                <w:b/>
+                                <w:bCs/>
+                                <w:color w:val="0083C3"/>
+                                <w:sz w:val="20"/>
+                                <w:szCs w:val="20"/>
+                                <w:lang w:val="en-US" w:eastAsia="zh-CN" w:bidi="ar-SA"/>
+                              </w:rPr>
+                            </w:pPr>
+                            <w:r>
+                              <w:rPr>
+                                <w:rFonts w:hint="eastAsia" w:ascii="微软雅黑" w:hAnsi="微软雅黑" w:eastAsia="微软雅黑" w:cs="微软雅黑"/>
+                                <w:b/>
+                                <w:bCs/>
+                                <w:color w:val="0083C3"/>
+                                <w:sz w:val="20"/>
+                                <w:szCs w:val="20"/>
+                                <w:lang w:val="en-US" w:eastAsia="zh-CN" w:bidi="ar-SA"/>
+                              </w:rPr>
+                              <w:t>扫码认证</w:t>
+                            </w:r>
+                          </w:p>
+                          <w:p>
+                            <w:pPr>
+                              <w:widowControl/>
+                              <w:rPr>
+                                <w:rFonts w:hint="eastAsia" w:ascii="微软雅黑" w:hAnsi="微软雅黑" w:eastAsia="微软雅黑" w:cs="微软雅黑"/>
+                                <w:b/>
+                                <w:bCs/>
+                                <w:color w:val="0083C3"/>
+                                <w:sz w:val="20"/>
+                                <w:szCs w:val="20"/>
+                                <w:lang w:val="en-US" w:eastAsia="zh-CN" w:bidi="ar-SA"/>
+                              </w:rPr>
+                            </w:pPr>
+                            <w:r>
+                              <w:rPr>
+                                <w:rFonts w:hint="eastAsia" w:ascii="微软雅黑" w:hAnsi="微软雅黑" w:eastAsia="微软雅黑" w:cs="微软雅黑"/>
+                                <w:b/>
+                                <w:bCs/>
+                                <w:color w:val="0083C3"/>
+                                <w:sz w:val="20"/>
+                                <w:szCs w:val="20"/>
+                                <w:lang w:val="en-US" w:eastAsia="zh-CN" w:bidi="ar-SA"/>
+                              </w:rPr>
+                              <w:t>请受检者接收本报告后务必通过扫描防伪二维码确认报告真实性</w:t>
+                            </w:r>
+                          </w:p>
+                        </w:txbxContent>
+                      </wps:txbx>
+                      <wps:bodyPr rot="0" spcFirstLastPara="0" vertOverflow="overflow" horzOverflow="overflow" vert="horz" wrap="square" lIns="91440" tIns="45720" rIns="91440" bIns="45720" numCol="1" spcCol="0" rtlCol="0" fromWordArt="0" anchor="t" anchorCtr="0" forceAA="0" compatLnSpc="1">
+                        <a:noAutofit/>
+                      </wps:bodyPr>
+                    </wps:wsp>
+                  </a:graphicData>
+                </a:graphic>
+              </wp:anchor>
+            </w:drawing>
+          </mc:Choice>
+          <mc:Fallback>
+            <w:pict>
+              <v:shape id="_x0000_s1026" o:spid="_x0000_s1026" o:spt="202" type="#_x0000_t202" style="position:absolute;left:0pt;margin-left:33.85pt;margin-top:626.3pt;height:75.4pt;width:321.45pt;z-index:251669504;mso-width-relative:page;mso-height-relative:page;" filled="f" stroked="f" coordsize="21600,21600" o:gfxdata="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">
+                <v:fill on="f" focussize="0,0"/>
+                <v:stroke on="f" weight="0.5pt"/>
+                <v:imagedata o:title=""/>
+                <o:lock v:ext="edit" aspectratio="f"/>
+                <v:textbox>
+                  <w:txbxContent>
+                    <w:p>
+                      <w:pPr>
+                        <w:rPr>
+                          <w:rFonts w:ascii="Times New Roman" w:hAnsi="Times New Roman" w:eastAsia="等线" w:cs="宋体"/>
+                          <w:sz w:val="24"/>
+                          <w:szCs w:val="22"/>
+                          <w:lang w:val="en-US" w:eastAsia="zh-CN" w:bidi="ar-SA"/>
+                        </w:rPr>
+                      </w:pPr>
+                      <w:r>
+                        <w:rPr>
+                          <w:rFonts w:ascii="Times New Roman" w:hAnsi="Times New Roman" w:eastAsia="等线" w:cs="宋体"/>
+                          <w:sz w:val="24"/>
+                          <w:szCs w:val="22"/>
+                          <w:lang w:val="en-US" w:eastAsia="zh-CN" w:bidi="ar-SA"/>
+                        </w:rPr>
+                        <w:t>{{ summaryOfRresults.binary | ci(</w:t>
+                      </w:r>
+                      <w:r>
+                        <w:rPr>
+                          <w:rFonts w:hint="eastAsia" w:ascii="Times New Roman" w:hAnsi="Times New Roman" w:eastAsia="等线" w:cs="宋体"/>
+                          <w:sz w:val="24"/>
+                          <w:szCs w:val="22"/>
+                          <w:lang w:val="en-US" w:eastAsia="zh-CN" w:bidi="ar-SA"/>
+                        </w:rPr>
+                        <w:t>35.4</w:t>
+                      </w:r>
+                      <w:r>
+                        <w:rPr>
+                          <w:rFonts w:ascii="Times New Roman" w:hAnsi="Times New Roman" w:eastAsia="等线" w:cs="宋体"/>
+                          <w:sz w:val="24"/>
+                          <w:szCs w:val="22"/>
+                          <w:lang w:val="en-US" w:eastAsia="zh-CN" w:bidi="ar-SA"/>
+                        </w:rPr>
+                        <w:t>,</w:t>
+                      </w:r>
+                      <w:r>
+                        <w:rPr>
+                          <w:rFonts w:hint="eastAsia" w:ascii="Times New Roman" w:hAnsi="Times New Roman" w:eastAsia="等线" w:cs="宋体"/>
+                          <w:sz w:val="24"/>
+                          <w:szCs w:val="22"/>
+                          <w:lang w:val="en-US" w:eastAsia="zh-CN" w:bidi="ar-SA"/>
+                        </w:rPr>
+                        <w:t>35.4</w:t>
+                      </w:r>
+                      <w:r>
+                        <w:rPr>
+                          <w:rFonts w:ascii="Times New Roman" w:hAnsi="Times New Roman" w:eastAsia="等线" w:cs="宋体"/>
+                          <w:sz w:val="24"/>
+                          <w:szCs w:val="22"/>
+                          <w:lang w:val="en-US" w:eastAsia="zh-CN" w:bidi="ar-SA"/>
+                        </w:rPr>
+                        <w:t>) }}</w:t>
+                      </w:r>
+                    </w:p>
+                    <w:p>
+                      <w:pPr>
+                        <w:rPr>
+                          <w:rFonts w:hint="eastAsia" w:ascii="微软雅黑" w:hAnsi="微软雅黑" w:eastAsia="微软雅黑" w:cs="微软雅黑"/>
+                          <w:b/>
+                          <w:bCs/>
+                          <w:color w:val="0083C3"/>
+                          <w:sz w:val="20"/>
+                          <w:szCs w:val="20"/>
+                          <w:lang w:val="en-US" w:eastAsia="zh-CN" w:bidi="ar-SA"/>
+                        </w:rPr>
+                      </w:pPr>
+                      <w:r>
+                        <w:rPr>
+                          <w:rFonts w:hint="eastAsia" w:ascii="微软雅黑" w:hAnsi="微软雅黑" w:eastAsia="微软雅黑" w:cs="微软雅黑"/>
+                          <w:b/>
+                          <w:bCs/>
+                          <w:color w:val="0083C3"/>
+                          <w:sz w:val="20"/>
+                          <w:szCs w:val="20"/>
+                          <w:lang w:val="en-US" w:eastAsia="zh-CN" w:bidi="ar-SA"/>
+                        </w:rPr>
+                        <w:t>扫码认证</w:t>
+                      </w:r>
+                    </w:p>
+                    <w:p>
+                      <w:pPr>
+                        <w:widowControl/>
+                        <w:rPr>
+                          <w:rFonts w:hint="eastAsia" w:ascii="微软雅黑" w:hAnsi="微软雅黑" w:eastAsia="微软雅黑" w:cs="微软雅黑"/>
+                          <w:b/>
+                          <w:bCs/>
+                          <w:color w:val="0083C3"/>
+                          <w:sz w:val="20"/>
+                          <w:szCs w:val="20"/>
+                          <w:lang w:val="en-US" w:eastAsia="zh-CN" w:bidi="ar-SA"/>
+                        </w:rPr>
+                      </w:pPr>
+                      <w:r>
+                        <w:rPr>
+                          <w:rFonts w:hint="eastAsia" w:ascii="微软雅黑" w:hAnsi="微软雅黑" w:eastAsia="微软雅黑" w:cs="微软雅黑"/>
+                          <w:b/>
+                          <w:bCs/>
+                          <w:color w:val="0083C3"/>
+                          <w:sz w:val="20"/>
+                          <w:szCs w:val="20"/>
+                          <w:lang w:val="en-US" w:eastAsia="zh-CN" w:bidi="ar-SA"/>
+                        </w:rPr>
+                        <w:t>请受检者接收本报告后务必通过扫描防伪二维码确认报告真实性</w:t>
+                      </w:r>
+                    </w:p>
+                  </w:txbxContent>
+                </v:textbox>
+              </v:shape>
+            </w:pict>
+          </mc:Fallback>
+        </mc:AlternateContent>
+      </w:r>
     </w:p>
     <w:p>
       <w:pPr>
@@ -18,7 +364,8 @@
           <w:lang w:eastAsia="zh-CN"/>
         </w:rPr>
         <w:sectPr>
-          <w:footerReference r:id="rId3" w:type="default"/>
+          <w:headerReference r:id="rId3" w:type="default"/>
+          <w:footerReference r:id="rId4" w:type="default"/>
           <w:pgSz w:w="11910" w:h="16840"/>
           <w:pgMar w:top="0" w:right="0" w:bottom="0" w:left="0" w:header="720" w:footer="720" w:gutter="0"/>
           <w:pgBorders>
@@ -41,10 +388,10 @@
               <wp:anchor distT="0" distB="0" distL="114300" distR="114300" simplePos="0" relativeHeight="251668480" behindDoc="0" locked="0" layoutInCell="1" allowOverlap="1">
                 <wp:simplePos x="0" y="0"/>
                 <wp:positionH relativeFrom="column">
-                  <wp:posOffset>57785</wp:posOffset>
+                  <wp:posOffset>74930</wp:posOffset>
                 </wp:positionH>
                 <wp:positionV relativeFrom="paragraph">
-                  <wp:posOffset>3961765</wp:posOffset>
+                  <wp:posOffset>3293110</wp:posOffset>
                 </wp:positionV>
                 <wp:extent cx="6316980" cy="2331085"/>
                 <wp:effectExtent l="0" t="0" r="0" b="0"/>
@@ -183,7 +530,7 @@
           </mc:Choice>
           <mc:Fallback>
             <w:pict>
-              <v:shape id="_x0000_s1026" o:spid="_x0000_s1026" o:spt="202" type="#_x0000_t202" style="position:absolute;left:0pt;margin-left:4.55pt;margin-top:311.95pt;height:183.55pt;width:497.4pt;z-index:251668480;v-text-anchor:middle;mso-width-relative:page;mso-height-relative:page;" filled="f" stroked="f" coordsize="21600,21600" o:gfxdata="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">
+              <v:shape id="_x0000_s1026" o:spid="_x0000_s1026" o:spt="202" type="#_x0000_t202" style="position:absolute;left:0pt;margin-left:5.9pt;margin-top:259.3pt;height:183.55pt;width:497.4pt;z-index:251668480;v-text-anchor:middle;mso-width-relative:page;mso-height-relative:page;" filled="f" stroked="f" coordsize="21600,21600" o:gfxdata="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">
                 <v:fill on="f" focussize="0,0"/>
                 <v:stroke on="f" weight="0.5pt"/>
                 <v:imagedata o:title=""/>
@@ -282,58 +629,6 @@
             </w:pict>
           </mc:Fallback>
         </mc:AlternateContent>
-      </w:r>
-      <w:r>
-        <w:rPr>
-          <w:rFonts w:hint="eastAsia" w:eastAsia="宋体"/>
-          <w:sz w:val="20"/>
-          <w:lang w:eastAsia="zh-CN"/>
-        </w:rPr>
-        <w:drawing>
-          <wp:anchor distT="0" distB="0" distL="114300" distR="114300" simplePos="0" relativeHeight="251667456" behindDoc="0" locked="0" layoutInCell="1" allowOverlap="1">
-            <wp:simplePos x="0" y="0"/>
-            <wp:positionH relativeFrom="column">
-              <wp:posOffset>19685</wp:posOffset>
-            </wp:positionH>
-            <wp:positionV relativeFrom="paragraph">
-              <wp:posOffset>-135890</wp:posOffset>
-            </wp:positionV>
-            <wp:extent cx="7956550" cy="10721975"/>
-            <wp:effectExtent l="0" t="0" r="13970" b="6985"/>
-            <wp:wrapNone/>
-            <wp:docPr id="20" name="图片 20" descr="20250320-刘建峰-宣传册封面-06"/>
-            <wp:cNvGraphicFramePr>
-              <a:graphicFrameLocks xmlns:a="http://schemas.openxmlformats.org/drawingml/2006/main" noChangeAspect="1"/>
-            </wp:cNvGraphicFramePr>
-            <a:graphic xmlns:a="http://schemas.openxmlformats.org/drawingml/2006/main">
-              <a:graphicData uri="http://schemas.openxmlformats.org/drawingml/2006/picture">
-                <pic:pic xmlns:pic="http://schemas.openxmlformats.org/drawingml/2006/picture">
-                  <pic:nvPicPr>
-                    <pic:cNvPr id="20" name="图片 20" descr="20250320-刘建峰-宣传册封面-06"/>
-                    <pic:cNvPicPr>
-                      <a:picLocks noChangeAspect="1"/>
-                    </pic:cNvPicPr>
-                  </pic:nvPicPr>
-                  <pic:blipFill>
-                    <a:blip r:embed="rId11"/>
-                    <a:stretch>
-                      <a:fillRect/>
-                    </a:stretch>
-                  </pic:blipFill>
-                  <pic:spPr>
-                    <a:xfrm>
-                      <a:off x="0" y="0"/>
-                      <a:ext cx="7956550" cy="10721975"/>
-                    </a:xfrm>
-                    <a:prstGeom prst="rect">
-                      <a:avLst/>
-                    </a:prstGeom>
-                  </pic:spPr>
-                </pic:pic>
-              </a:graphicData>
-            </a:graphic>
-          </wp:anchor>
-        </w:drawing>
       </w:r>
     </w:p>
     <w:p>
@@ -1413,14 +1708,14 @@
           </w14:shadow>
         </w:rPr>
       </w:pPr>
-      <w:bookmarkStart w:id="0" w:name="_Toc21669"/>
-      <w:bookmarkStart w:id="1" w:name="_Toc24397"/>
-      <w:bookmarkStart w:id="2" w:name="_Toc13806"/>
-      <w:bookmarkStart w:id="3" w:name="_Toc24178_WPSOffice_Level1"/>
-      <w:bookmarkStart w:id="4" w:name="_Toc32054"/>
-      <w:bookmarkStart w:id="5" w:name="_Toc30143_WPSOffice_Level1"/>
-      <w:bookmarkStart w:id="6" w:name="_Toc27500"/>
-      <w:bookmarkStart w:id="7" w:name="_Toc21009_WPSOffice_Level1"/>
+      <w:bookmarkStart w:id="0" w:name="_Toc21009_WPSOffice_Level1"/>
+      <w:bookmarkStart w:id="1" w:name="_Toc13806"/>
+      <w:bookmarkStart w:id="2" w:name="_Toc30143_WPSOffice_Level1"/>
+      <w:bookmarkStart w:id="3" w:name="_Toc24397"/>
+      <w:bookmarkStart w:id="4" w:name="_Toc24178_WPSOffice_Level1"/>
+      <w:bookmarkStart w:id="5" w:name="_Toc21669"/>
+      <w:bookmarkStart w:id="6" w:name="_Toc32054"/>
+      <w:bookmarkStart w:id="7" w:name="_Toc27500"/>
     </w:p>
     <w:p>
       <w:pPr>
@@ -1435,8 +1730,8 @@
           </w14:shadow>
         </w:rPr>
         <w:sectPr>
-          <w:headerReference r:id="rId4" w:type="default"/>
-          <w:footerReference r:id="rId5" w:type="default"/>
+          <w:headerReference r:id="rId5" w:type="default"/>
+          <w:footerReference r:id="rId6" w:type="default"/>
           <w:pgSz w:w="11910" w:h="16840"/>
           <w:pgMar w:top="1037" w:right="1020" w:bottom="981" w:left="1020" w:header="283" w:footer="567" w:gutter="0"/>
           <w:pgBorders>
@@ -4652,7 +4947,7 @@
                           </pic:cNvPicPr>
                         </pic:nvPicPr>
                         <pic:blipFill>
-                          <a:blip r:embed="rId12">
+                          <a:blip r:embed="rId13">
                             <a:clrChange>
                               <a:clrFrom>
                                 <a:srgbClr val="FFFFFF">
@@ -4850,7 +5145,7 @@
                     </pic:cNvPicPr>
                   </pic:nvPicPr>
                   <pic:blipFill>
-                    <a:blip r:embed="rId13">
+                    <a:blip r:embed="rId14">
                       <a:extLst>
                         <a:ext uri="{28A0092B-C50C-407E-A947-70E740481C1C}">
                           <a14:useLocalDpi xmlns:a14="http://schemas.microsoft.com/office/drawing/2010/main" val="0"/>
@@ -5610,8 +5905,6 @@
         </w:rPr>
         <w:t xml:space="preserve"> 2025</w:t>
       </w:r>
-      <w:bookmarkStart w:id="13" w:name="_GoBack"/>
-      <w:bookmarkEnd w:id="13"/>
       <w:r>
         <w:rPr>
           <w:rFonts w:hint="default" w:ascii="Times New Roman" w:hAnsi="Times New Roman" w:eastAsia="微软雅黑" w:cs="Times New Roman"/>
@@ -5635,8 +5928,8 @@
           <w:lang w:eastAsia="zh-CN"/>
         </w:rPr>
         <w:sectPr>
-          <w:headerReference r:id="rId6" w:type="default"/>
-          <w:footerReference r:id="rId7" w:type="default"/>
+          <w:headerReference r:id="rId7" w:type="default"/>
+          <w:footerReference r:id="rId8" w:type="default"/>
           <w:pgSz w:w="11906" w:h="16838"/>
           <w:pgMar w:top="850" w:right="850" w:bottom="850" w:left="850" w:header="283" w:footer="567" w:gutter="0"/>
           <w:pgNumType w:fmt="decimal" w:start="1"/>
@@ -6006,7 +6299,7 @@
         <w:pStyle w:val="13"/>
         <w:widowControl/>
         <w:rPr>
-          <w:rFonts w:ascii="Times New Roman" w:hAnsi="Times New Roman" w:eastAsia="等线"/>
+          <w:rFonts w:hint="eastAsia" w:ascii="Times New Roman" w:hAnsi="Times New Roman" w:eastAsia="等线"/>
           <w:lang w:eastAsia="zh-CN"/>
         </w:rPr>
       </w:pPr>
@@ -6042,7 +6335,7 @@
                     </pic:cNvPicPr>
                   </pic:nvPicPr>
                   <pic:blipFill>
-                    <a:blip r:embed="rId14"/>
+                    <a:blip r:embed="rId15"/>
                     <a:stretch>
                       <a:fillRect/>
                     </a:stretch>
@@ -6098,7 +6391,7 @@
                     </pic:cNvPicPr>
                   </pic:nvPicPr>
                   <pic:blipFill>
-                    <a:blip r:embed="rId15"/>
+                    <a:blip r:embed="rId16"/>
                     <a:stretch>
                       <a:fillRect/>
                     </a:stretch>
@@ -6164,41 +6457,26 @@
         </w:rPr>
         <w:t xml:space="preserve"> </w:t>
       </w:r>
-      <w:r>
-        <w:rPr>
-          <w:rFonts w:ascii="Times New Roman" w:hAnsi="Times New Roman" w:eastAsia="等线"/>
-          <w:lang w:eastAsia="zh-CN"/>
-        </w:rPr>
-        <w:t>{{ summaryOfRresults.binary | ci(</w:t>
-      </w:r>
-      <w:r>
+    </w:p>
+    <w:p>
+      <w:pPr>
+        <w:pStyle w:val="13"/>
+        <w:widowControl/>
         <w:rPr>
           <w:rFonts w:hint="eastAsia" w:ascii="Times New Roman" w:hAnsi="Times New Roman" w:eastAsia="等线"/>
           <w:lang w:eastAsia="zh-CN"/>
         </w:rPr>
-        <w:t>35.4</w:t>
-      </w:r>
-      <w:r>
-        <w:rPr>
-          <w:rFonts w:ascii="Times New Roman" w:hAnsi="Times New Roman" w:eastAsia="等线"/>
-          <w:lang w:eastAsia="zh-CN"/>
-        </w:rPr>
-        <w:t>,</w:t>
-      </w:r>
-      <w:r>
+      </w:pPr>
+    </w:p>
+    <w:p>
+      <w:pPr>
+        <w:pStyle w:val="13"/>
+        <w:widowControl/>
         <w:rPr>
           <w:rFonts w:hint="eastAsia" w:ascii="Times New Roman" w:hAnsi="Times New Roman" w:eastAsia="等线"/>
           <w:lang w:eastAsia="zh-CN"/>
         </w:rPr>
-        <w:t>35.4</w:t>
-      </w:r>
-      <w:r>
-        <w:rPr>
-          <w:rFonts w:ascii="Times New Roman" w:hAnsi="Times New Roman" w:eastAsia="等线"/>
-          <w:lang w:eastAsia="zh-CN"/>
-        </w:rPr>
-        <w:t>) }}</w:t>
-      </w:r>
+      </w:pPr>
     </w:p>
     <w:p>
       <w:pPr>
@@ -6224,7 +6502,7 @@
           <w:szCs w:val="20"/>
           <w:lang w:eastAsia="zh-CN"/>
         </w:rPr>
-        <w:t>诺禾医学   诺禾在线   扫码认证</w:t>
+        <w:t>诺禾医学   诺禾在线</w:t>
       </w:r>
     </w:p>
     <w:p>
@@ -6294,7 +6572,7 @@
                     </pic:cNvPicPr>
                   </pic:nvPicPr>
                   <pic:blipFill>
-                    <a:blip r:embed="rId16"/>
+                    <a:blip r:embed="rId17"/>
                     <a:srcRect/>
                     <a:stretch>
                       <a:fillRect/>
@@ -6628,8 +6906,8 @@
       </w:r>
     </w:p>
     <w:sectPr>
-      <w:headerReference r:id="rId8" w:type="default"/>
-      <w:footerReference r:id="rId9" w:type="default"/>
+      <w:headerReference r:id="rId9" w:type="default"/>
+      <w:footerReference r:id="rId10" w:type="default"/>
       <w:pgSz w:w="11906" w:h="16838"/>
       <w:pgMar w:top="850" w:right="850" w:bottom="850" w:left="850" w:header="851" w:footer="397" w:gutter="0"/>
       <w:pgNumType w:fmt="decimal"/>
@@ -7293,11 +7571,51 @@
   <w:p>
     <w:pPr>
       <w:pStyle w:val="10"/>
+    </w:pPr>
+    <w:r>
+      <w:rPr>
+        <w:sz w:val="18"/>
+      </w:rPr>
+      <w:pict>
+        <v:shape id="PowerPlusWaterMarkObject291817" o:spid="_x0000_s2049" o:spt="136" type="#_x0000_t136" style="position:absolute;left:0pt;height:48.3pt;width:166.5pt;mso-position-horizontal:center;mso-position-horizontal-relative:margin;mso-position-vertical:center;mso-position-vertical-relative:margin;rotation:-2949120f;z-index:-251653120;mso-width-relative:page;mso-height-relative:page;" fillcolor="#C0C0C0" filled="t" stroked="f" coordsize="21600,21600" adj="10800">
+          <v:path/>
+          <v:fill on="t" opacity="32768f" focussize="0,0"/>
+          <v:stroke on="f"/>
+          <v:imagedata o:title=""/>
+          <o:lock v:ext="edit" aspectratio="t"/>
+          <v:textpath on="t" fitshape="t" fitpath="t" trim="t" xscale="f" string="{{ client }}" style="font-family:微软雅黑;font-size:48pt;v-same-letter-heights:f;v-text-align:center;"/>
+        </v:shape>
+      </w:pict>
+    </w:r>
+  </w:p>
+</w:hdr>
+</file>
+
+<file path=word/header2.xml><?xml version="1.0" encoding="utf-8"?>
+<w:hdr xmlns:wpc="http://schemas.microsoft.com/office/word/2010/wordprocessingCanvas" xmlns:mc="http://schemas.openxmlformats.org/markup-compatibility/2006" xmlns:o="urn:schemas-microsoft-com:office:office" xmlns:r="http://schemas.openxmlformats.org/officeDocument/2006/relationships" xmlns:m="http://schemas.openxmlformats.org/officeDocument/2006/math" xmlns:v="urn:schemas-microsoft-com:vml" xmlns:wp14="http://schemas.microsoft.com/office/word/2010/wordprocessingDrawing" xmlns:wp="http://schemas.openxmlformats.org/drawingml/2006/wordprocessingDrawing" xmlns:w10="urn:schemas-microsoft-com:office:word" xmlns:w="http://schemas.openxmlformats.org/wordprocessingml/2006/main" xmlns:w14="http://schemas.microsoft.com/office/word/2010/wordml" xmlns:w15="http://schemas.microsoft.com/office/word/2012/wordml" xmlns:wpg="http://schemas.microsoft.com/office/word/2010/wordprocessingGroup" xmlns:wpi="http://schemas.microsoft.com/office/word/2010/wordprocessingInk" xmlns:wne="http://schemas.microsoft.com/office/word/2006/wordml" xmlns:wps="http://schemas.microsoft.com/office/word/2010/wordprocessingShape" xmlns:wpsCustomData="http://www.wps.cn/officeDocument/2013/wpsCustomData" mc:Ignorable="w14 w15 wp14">
+  <w:p>
+    <w:pPr>
+      <w:pStyle w:val="10"/>
       <w:jc w:val="right"/>
       <w:rPr>
         <w:lang w:eastAsia="zh-CN"/>
       </w:rPr>
     </w:pPr>
+    <w:r>
+      <w:rPr>
+        <w:sz w:val="18"/>
+      </w:rPr>
+      <w:pict>
+        <v:shape id="_x0000_s2050" o:spid="_x0000_s2050" o:spt="136" type="#_x0000_t136" style="position:absolute;left:0pt;height:48.3pt;width:166.5pt;mso-position-horizontal:center;mso-position-horizontal-relative:margin;mso-position-vertical:center;mso-position-vertical-relative:margin;rotation:-2949120f;z-index:-251652096;mso-width-relative:page;mso-height-relative:page;" fillcolor="#C0C0C0" filled="t" stroked="f" coordsize="21600,21600" adj="10800">
+          <v:path/>
+          <v:fill on="t" opacity="32768f" focussize="0,0"/>
+          <v:stroke on="f"/>
+          <v:imagedata o:title=""/>
+          <o:lock v:ext="edit" aspectratio="t"/>
+          <v:textpath on="t" fitshape="t" fitpath="t" trim="t" xscale="f" string="{{ client }}" style="font-family:微软雅黑;font-size:48pt;v-same-letter-heights:f;v-text-align:center;"/>
+        </v:shape>
+      </w:pict>
+    </w:r>
     <w:r>
       <w:rPr>
         <w:color w:val="7F7F7F"/>
@@ -7349,7 +7667,7 @@
 </w:hdr>
 </file>
 
-<file path=word/header2.xml><?xml version="1.0" encoding="utf-8"?>
+<file path=word/header3.xml><?xml version="1.0" encoding="utf-8"?>
 <w:hdr xmlns:wpc="http://schemas.microsoft.com/office/word/2010/wordprocessingCanvas" xmlns:mc="http://schemas.openxmlformats.org/markup-compatibility/2006" xmlns:o="urn:schemas-microsoft-com:office:office" xmlns:r="http://schemas.openxmlformats.org/officeDocument/2006/relationships" xmlns:m="http://schemas.openxmlformats.org/officeDocument/2006/math" xmlns:v="urn:schemas-microsoft-com:vml" xmlns:wp14="http://schemas.microsoft.com/office/word/2010/wordprocessingDrawing" xmlns:wp="http://schemas.openxmlformats.org/drawingml/2006/wordprocessingDrawing" xmlns:w10="urn:schemas-microsoft-com:office:word" xmlns:w="http://schemas.openxmlformats.org/wordprocessingml/2006/main" xmlns:w14="http://schemas.microsoft.com/office/word/2010/wordml" xmlns:w15="http://schemas.microsoft.com/office/word/2012/wordml" xmlns:wpg="http://schemas.microsoft.com/office/word/2010/wordprocessingGroup" xmlns:wpi="http://schemas.microsoft.com/office/word/2010/wordprocessingInk" xmlns:wne="http://schemas.microsoft.com/office/word/2006/wordml" xmlns:wps="http://schemas.microsoft.com/office/word/2010/wordprocessingShape" xmlns:wpsCustomData="http://www.wps.cn/officeDocument/2013/wpsCustomData" mc:Ignorable="w14 w15 wp14">
   <w:p>
     <w:pPr>
@@ -7359,6 +7677,21 @@
         <w:lang w:eastAsia="zh-CN"/>
       </w:rPr>
     </w:pPr>
+    <w:r>
+      <w:rPr>
+        <w:sz w:val="18"/>
+      </w:rPr>
+      <w:pict>
+        <v:shape id="_x0000_s2051" o:spid="_x0000_s2051" o:spt="136" type="#_x0000_t136" style="position:absolute;left:0pt;height:48.3pt;width:166.5pt;mso-position-horizontal:center;mso-position-horizontal-relative:margin;mso-position-vertical:center;mso-position-vertical-relative:margin;rotation:-2949120f;z-index:-251651072;mso-width-relative:page;mso-height-relative:page;" fillcolor="#C0C0C0" filled="t" stroked="f" coordsize="21600,21600" adj="10800">
+          <v:path/>
+          <v:fill on="t" opacity="32768f" focussize="0,0"/>
+          <v:stroke on="f"/>
+          <v:imagedata o:title=""/>
+          <o:lock v:ext="edit" aspectratio="t"/>
+          <v:textpath on="t" fitshape="t" fitpath="t" trim="t" xscale="f" string="{{ client }}" style="font-family:微软雅黑;font-size:48pt;v-same-letter-heights:f;v-text-align:center;"/>
+        </v:shape>
+      </w:pict>
+    </w:r>
     <w:r>
       <w:rPr>
         <w:color w:val="7F7F7F"/>
@@ -7410,7 +7743,7 @@
 </w:hdr>
 </file>
 
-<file path=word/header3.xml><?xml version="1.0" encoding="utf-8"?>
+<file path=word/header4.xml><?xml version="1.0" encoding="utf-8"?>
 <w:hdr xmlns:wpc="http://schemas.microsoft.com/office/word/2010/wordprocessingCanvas" xmlns:mc="http://schemas.openxmlformats.org/markup-compatibility/2006" xmlns:o="urn:schemas-microsoft-com:office:office" xmlns:r="http://schemas.openxmlformats.org/officeDocument/2006/relationships" xmlns:m="http://schemas.openxmlformats.org/officeDocument/2006/math" xmlns:v="urn:schemas-microsoft-com:vml" xmlns:wp14="http://schemas.microsoft.com/office/word/2010/wordprocessingDrawing" xmlns:wp="http://schemas.openxmlformats.org/drawingml/2006/wordprocessingDrawing" xmlns:w10="urn:schemas-microsoft-com:office:word" xmlns:w="http://schemas.openxmlformats.org/wordprocessingml/2006/main" xmlns:w14="http://schemas.microsoft.com/office/word/2010/wordml" xmlns:w15="http://schemas.microsoft.com/office/word/2012/wordml" xmlns:wpg="http://schemas.microsoft.com/office/word/2010/wordprocessingGroup" xmlns:wpi="http://schemas.microsoft.com/office/word/2010/wordprocessingInk" xmlns:wne="http://schemas.microsoft.com/office/word/2006/wordml" xmlns:wps="http://schemas.microsoft.com/office/word/2010/wordprocessingShape" xmlns:wpsCustomData="http://www.wps.cn/officeDocument/2013/wpsCustomData" mc:Ignorable="w14 w15 wp14">
   <w:p>
     <w:pPr>
@@ -7420,6 +7753,21 @@
         <w:lang w:eastAsia="zh-CN"/>
       </w:rPr>
     </w:pPr>
+    <w:r>
+      <w:rPr>
+        <w:sz w:val="18"/>
+      </w:rPr>
+      <w:pict>
+        <v:shape id="_x0000_s2052" o:spid="_x0000_s2052" o:spt="136" type="#_x0000_t136" style="position:absolute;left:0pt;height:48.3pt;width:166.5pt;mso-position-horizontal:center;mso-position-horizontal-relative:margin;mso-position-vertical:center;mso-position-vertical-relative:margin;rotation:-2949120f;z-index:-251650048;mso-width-relative:page;mso-height-relative:page;" fillcolor="#C0C0C0" filled="t" stroked="f" coordsize="21600,21600" adj="10800">
+          <v:path/>
+          <v:fill on="t" opacity="32768f" focussize="0,0"/>
+          <v:stroke on="f"/>
+          <v:imagedata o:title=""/>
+          <o:lock v:ext="edit" aspectratio="t"/>
+          <v:textpath on="t" fitshape="t" fitpath="t" trim="t" xscale="f" string="{{ client }}" style="font-family:微软雅黑;font-size:48pt;v-same-letter-heights:f;v-text-align:center;"/>
+        </v:shape>
+      </w:pict>
+    </w:r>
   </w:p>
 </w:hdr>
 </file>
@@ -9523,7 +9871,11 @@
     <customSectPr/>
   </customSectProps>
   <customShpExts>
+    <customShpInfo spid="_x0000_s2049"/>
     <customShpInfo spid="_x0000_s1026" textRotate="1"/>
+    <customShpInfo spid="_x0000_s2050"/>
+    <customShpInfo spid="_x0000_s2051"/>
+    <customShpInfo spid="_x0000_s2052"/>
   </customShpExts>
 </s:customData>
 </file>

--- a/WebContent/docx/MET基因扩增检测报告.docx
+++ b/WebContent/docx/MET基因扩增检测报告.docx
@@ -9,7 +9,6 @@
           <w:rFonts w:hint="default" w:ascii="Times New Roman" w:hAnsi="Times New Roman" w:eastAsia="微软雅黑" w:cs="Times New Roman"/>
         </w:rPr>
       </w:pPr>
-      <w:bookmarkStart w:id="13" w:name="_GoBack"/>
       <w:r>
         <w:rPr>
           <w:rFonts w:hint="eastAsia" w:eastAsia="宋体"/>
@@ -62,7 +61,6 @@
           </wp:anchor>
         </w:drawing>
       </w:r>
-      <w:bookmarkEnd w:id="13"/>
       <w:r>
         <w:rPr>
           <w:sz w:val="22"/>
@@ -1708,13 +1706,13 @@
           </w14:shadow>
         </w:rPr>
       </w:pPr>
-      <w:bookmarkStart w:id="0" w:name="_Toc21009_WPSOffice_Level1"/>
-      <w:bookmarkStart w:id="1" w:name="_Toc13806"/>
-      <w:bookmarkStart w:id="2" w:name="_Toc30143_WPSOffice_Level1"/>
-      <w:bookmarkStart w:id="3" w:name="_Toc24397"/>
-      <w:bookmarkStart w:id="4" w:name="_Toc24178_WPSOffice_Level1"/>
-      <w:bookmarkStart w:id="5" w:name="_Toc21669"/>
-      <w:bookmarkStart w:id="6" w:name="_Toc32054"/>
+      <w:bookmarkStart w:id="0" w:name="_Toc21669"/>
+      <w:bookmarkStart w:id="1" w:name="_Toc24397"/>
+      <w:bookmarkStart w:id="2" w:name="_Toc32054"/>
+      <w:bookmarkStart w:id="3" w:name="_Toc24178_WPSOffice_Level1"/>
+      <w:bookmarkStart w:id="4" w:name="_Toc30143_WPSOffice_Level1"/>
+      <w:bookmarkStart w:id="5" w:name="_Toc13806"/>
+      <w:bookmarkStart w:id="6" w:name="_Toc21009_WPSOffice_Level1"/>
       <w:bookmarkStart w:id="7" w:name="_Toc27500"/>
     </w:p>
     <w:p>
@@ -3063,130 +3061,6 @@
               <w:rPr>
                 <w:rFonts w:hint="default" w:ascii="Times New Roman" w:hAnsi="Times New Roman" w:eastAsia="微软雅黑" w:cs="Times New Roman"/>
                 <w:b w:val="0"/>
-                <w:bCs/>
-                <w:sz w:val="21"/>
-                <w:szCs w:val="21"/>
-              </w:rPr>
-              <w:t>肿瘤细胞占比：</w:t>
-            </w:r>
-            <w:r>
-              <w:rPr>
-                <w:rFonts w:hint="eastAsia" w:ascii="Times New Roman" w:hAnsi="Times New Roman" w:eastAsia="微软雅黑" w:cs="Times New Roman"/>
-                <w:b w:val="0"/>
-                <w:bCs/>
-                <w:sz w:val="21"/>
-                <w:szCs w:val="21"/>
-              </w:rPr>
-              <w:t>{{</w:t>
-            </w:r>
-            <w:r>
-              <w:rPr>
-                <w:rFonts w:hint="default" w:ascii="Times New Roman" w:hAnsi="Times New Roman" w:eastAsia="微软雅黑" w:cs="Times New Roman"/>
-                <w:b w:val="0"/>
-                <w:bCs/>
-                <w:sz w:val="21"/>
-                <w:szCs w:val="21"/>
-              </w:rPr>
-              <w:t xml:space="preserve"> </w:t>
-            </w:r>
-            <w:r>
-              <w:rPr>
-                <w:rFonts w:hint="eastAsia" w:ascii="Times New Roman" w:hAnsi="Times New Roman" w:eastAsia="微软雅黑" w:cs="Times New Roman"/>
-                <w:b w:val="0"/>
-                <w:bCs/>
-                <w:sz w:val="21"/>
-                <w:szCs w:val="21"/>
-                <w:lang w:val="en-US" w:eastAsia="zh-CN"/>
-              </w:rPr>
-              <w:t>met</w:t>
-            </w:r>
-            <w:r>
-              <w:rPr>
-                <w:rFonts w:hint="eastAsia" w:ascii="Times New Roman" w:hAnsi="Times New Roman" w:eastAsia="微软雅黑" w:cs="Times New Roman"/>
-                <w:b w:val="0"/>
-                <w:bCs/>
-                <w:sz w:val="21"/>
-                <w:szCs w:val="21"/>
-              </w:rPr>
-              <w:t>.Tumor_cel_content }}</w:t>
-            </w:r>
-          </w:p>
-        </w:tc>
-      </w:tr>
-      <w:tr>
-        <w:tblPrEx>
-          <w:tblBorders>
-            <w:top w:val="single" w:color="5A9D46" w:sz="24" w:space="0"/>
-            <w:left w:val="none" w:color="auto" w:sz="0" w:space="0"/>
-            <w:bottom w:val="single" w:color="A4A4A4" w:sz="4" w:space="0"/>
-            <w:right w:val="none" w:color="auto" w:sz="0" w:space="0"/>
-            <w:insideH w:val="single" w:color="A4A4A4" w:sz="4" w:space="0"/>
-            <w:insideV w:val="single" w:color="A4A4A4" w:sz="4" w:space="0"/>
-          </w:tblBorders>
-          <w:tblCellMar>
-            <w:top w:w="0" w:type="dxa"/>
-            <w:left w:w="108" w:type="dxa"/>
-            <w:bottom w:w="0" w:type="dxa"/>
-            <w:right w:w="108" w:type="dxa"/>
-          </w:tblCellMar>
-        </w:tblPrEx>
-        <w:trPr>
-          <w:trHeight w:val="567" w:hRule="atLeast"/>
-          <w:jc w:val="center"/>
-        </w:trPr>
-        <w:tc>
-          <w:tcPr>
-            <w:tcW w:w="3574" w:type="dxa"/>
-            <w:vMerge w:val="continue"/>
-            <w:tcBorders>
-              <w:tl2br w:val="nil"/>
-              <w:tr2bl w:val="nil"/>
-            </w:tcBorders>
-            <w:shd w:val="clear" w:color="auto" w:fill="auto"/>
-            <w:vAlign w:val="bottom"/>
-          </w:tcPr>
-          <w:p>
-            <w:pPr>
-              <w:pStyle w:val="27"/>
-              <w:ind w:firstLine="0" w:firstLineChars="0"/>
-              <w:jc w:val="both"/>
-              <w:rPr>
-                <w:rFonts w:hint="default" w:ascii="Times New Roman" w:hAnsi="Times New Roman" w:eastAsia="微软雅黑" w:cs="Times New Roman"/>
-                <w:bCs/>
-                <w:color w:val="000000"/>
-                <w:sz w:val="21"/>
-                <w:szCs w:val="21"/>
-                <w:lang w:eastAsia="zh-CN"/>
-              </w:rPr>
-            </w:pPr>
-          </w:p>
-        </w:tc>
-        <w:tc>
-          <w:tcPr>
-            <w:tcW w:w="6639" w:type="dxa"/>
-            <w:tcBorders>
-              <w:tl2br w:val="nil"/>
-              <w:tr2bl w:val="nil"/>
-            </w:tcBorders>
-            <w:shd w:val="clear" w:color="auto" w:fill="auto"/>
-            <w:vAlign w:val="bottom"/>
-          </w:tcPr>
-          <w:p>
-            <w:pPr>
-              <w:jc w:val="both"/>
-              <w:rPr>
-                <w:rFonts w:hint="default" w:ascii="Times New Roman" w:hAnsi="Times New Roman" w:eastAsia="微软雅黑" w:cs="Times New Roman"/>
-                <w:bCs/>
-                <w:color w:val="000000"/>
-                <w:sz w:val="21"/>
-                <w:szCs w:val="21"/>
-                <w:lang w:eastAsia="zh-CN"/>
-              </w:rPr>
-            </w:pPr>
-            <w:r>
-              <w:rPr>
-                <w:rFonts w:hint="default" w:ascii="Times New Roman" w:hAnsi="Times New Roman" w:eastAsia="微软雅黑" w:cs="Times New Roman"/>
-                <w:b w:val="0"/>
                 <w:sz w:val="21"/>
                 <w:szCs w:val="21"/>
               </w:rPr>
@@ -4015,7 +3889,7 @@
                 <w:szCs w:val="21"/>
                 <w:lang w:val="en-US" w:eastAsia="zh-CN" w:bidi="ar-SA"/>
               </w:rPr>
-              <w:t>{{</w:t>
+              <w:t xml:space="preserve">{% if met.detection == </w:t>
             </w:r>
             <w:r>
               <w:rPr>
@@ -4028,7 +3902,7 @@
                 <w:szCs w:val="21"/>
                 <w:lang w:val="en-US" w:eastAsia="zh-CN" w:bidi="ar-SA"/>
               </w:rPr>
-              <w:t xml:space="preserve"> </w:t>
+              <w:t>‘</w:t>
             </w:r>
             <w:r>
               <w:rPr>
@@ -4041,7 +3915,85 @@
                 <w:szCs w:val="21"/>
                 <w:lang w:val="en-US" w:eastAsia="zh-CN" w:bidi="ar-SA"/>
               </w:rPr>
-              <w:t>met.detection }}</w:t>
+              <w:t>阳性</w:t>
+            </w:r>
+            <w:r>
+              <w:rPr>
+                <w:rFonts w:hint="default" w:ascii="Times New Roman" w:hAnsi="Times New Roman" w:eastAsia="微软雅黑" w:cs="Times New Roman"/>
+                <w:b w:val="0"/>
+                <w:bCs/>
+                <w:color w:val="auto"/>
+                <w:kern w:val="0"/>
+                <w:sz w:val="21"/>
+                <w:szCs w:val="21"/>
+                <w:lang w:val="en-US" w:eastAsia="zh-CN" w:bidi="ar-SA"/>
+              </w:rPr>
+              <w:t>’</w:t>
+            </w:r>
+            <w:r>
+              <w:rPr>
+                <w:rFonts w:hint="eastAsia" w:ascii="Times New Roman" w:hAnsi="Times New Roman" w:eastAsia="微软雅黑" w:cs="Times New Roman"/>
+                <w:b w:val="0"/>
+                <w:bCs/>
+                <w:color w:val="auto"/>
+                <w:kern w:val="0"/>
+                <w:sz w:val="21"/>
+                <w:szCs w:val="21"/>
+                <w:lang w:val="en-US" w:eastAsia="zh-CN" w:bidi="ar-SA"/>
+              </w:rPr>
+              <w:t>%}</w:t>
+            </w:r>
+            <w:r>
+              <w:rPr>
+                <w:rFonts w:hint="eastAsia" w:ascii="Times New Roman" w:hAnsi="Times New Roman" w:eastAsia="微软雅黑" w:cs="Times New Roman"/>
+                <w:b w:val="0"/>
+                <w:bCs/>
+                <w:color w:val="FF0000"/>
+                <w:kern w:val="0"/>
+                <w:sz w:val="21"/>
+                <w:szCs w:val="21"/>
+                <w:lang w:val="en-US" w:eastAsia="zh-CN" w:bidi="ar-SA"/>
+              </w:rPr>
+              <w:t>阳性</w:t>
+            </w:r>
+            <w:r>
+              <w:rPr>
+                <w:rFonts w:hint="eastAsia" w:ascii="Times New Roman" w:hAnsi="Times New Roman" w:eastAsia="微软雅黑" w:cs="Times New Roman"/>
+                <w:b w:val="0"/>
+                <w:bCs/>
+                <w:color w:val="auto"/>
+                <w:kern w:val="0"/>
+                <w:sz w:val="21"/>
+                <w:szCs w:val="21"/>
+                <w:lang w:val="en-US" w:eastAsia="zh-CN" w:bidi="ar-SA"/>
+              </w:rPr>
+              <w:t>{% else %}</w:t>
+            </w:r>
+            <w:r>
+              <w:rPr>
+                <w:rFonts w:hint="eastAsia" w:ascii="Times New Roman" w:hAnsi="Times New Roman" w:eastAsia="微软雅黑" w:cs="Times New Roman"/>
+                <w:b w:val="0"/>
+                <w:bCs/>
+                <w:color w:val="00B050"/>
+                <w:kern w:val="0"/>
+                <w:sz w:val="21"/>
+                <w:szCs w:val="21"/>
+                <w:lang w:val="en-US" w:eastAsia="zh-CN" w:bidi="ar-SA"/>
+              </w:rPr>
+              <w:t>阴性</w:t>
+            </w:r>
+            <w:r>
+              <w:rPr>
+                <w:rFonts w:hint="eastAsia" w:ascii="Times New Roman" w:hAnsi="Times New Roman" w:eastAsia="微软雅黑" w:cs="Times New Roman"/>
+                <w:b w:val="0"/>
+                <w:bCs/>
+                <w:color w:val="auto"/>
+                <w:kern w:val="0"/>
+                <w:sz w:val="21"/>
+                <w:szCs w:val="21"/>
+                <w:lang w:val="en-US" w:eastAsia="zh-CN" w:bidi="ar-SA"/>
+              </w:rPr>
+              <w:t>{% endif %}</w:t>
             </w:r>
           </w:p>
         </w:tc>
@@ -4914,73 +4866,48 @@
             </w:pPr>
             <w:r>
               <w:rPr>
-                <w:rFonts w:hint="eastAsia" w:eastAsia="微软雅黑"/>
-                <w:b/>
-                <w:bCs/>
+                <w:rFonts w:hint="default" w:ascii="Times New Roman" w:hAnsi="Times New Roman" w:cs="Times New Roman"/>
                 <w:sz w:val="16"/>
                 <w:szCs w:val="16"/>
-                <w:lang w:eastAsia="zh-CN"/>
-              </w:rPr>
-              <w:drawing>
-                <wp:anchor distT="0" distB="0" distL="114300" distR="114300" simplePos="0" relativeHeight="251666432" behindDoc="0" locked="0" layoutInCell="1" allowOverlap="1">
-                  <wp:simplePos x="0" y="0"/>
-                  <wp:positionH relativeFrom="column">
-                    <wp:posOffset>-44450</wp:posOffset>
-                  </wp:positionH>
-                  <wp:positionV relativeFrom="paragraph">
-                    <wp:posOffset>-57785</wp:posOffset>
-                  </wp:positionV>
-                  <wp:extent cx="495935" cy="280670"/>
-                  <wp:effectExtent l="0" t="0" r="0" b="9525"/>
-                  <wp:wrapNone/>
-                  <wp:docPr id="8" name="图片 8" descr="王建丽"/>
-                  <wp:cNvGraphicFramePr>
-                    <a:graphicFrameLocks xmlns:a="http://schemas.openxmlformats.org/drawingml/2006/main" noChangeAspect="1"/>
-                  </wp:cNvGraphicFramePr>
-                  <a:graphic xmlns:a="http://schemas.openxmlformats.org/drawingml/2006/main">
-                    <a:graphicData uri="http://schemas.openxmlformats.org/drawingml/2006/picture">
-                      <pic:pic xmlns:pic="http://schemas.openxmlformats.org/drawingml/2006/picture">
-                        <pic:nvPicPr>
-                          <pic:cNvPr id="8" name="图片 8" descr="王建丽"/>
-                          <pic:cNvPicPr>
-                            <a:picLocks noChangeAspect="1"/>
-                          </pic:cNvPicPr>
-                        </pic:nvPicPr>
-                        <pic:blipFill>
-                          <a:blip r:embed="rId13">
-                            <a:clrChange>
-                              <a:clrFrom>
-                                <a:srgbClr val="FFFFFF">
-                                  <a:alpha val="100000"/>
-                                </a:srgbClr>
-                              </a:clrFrom>
-                              <a:clrTo>
-                                <a:srgbClr val="FFFFFF">
-                                  <a:alpha val="100000"/>
-                                  <a:alpha val="0"/>
-                                </a:srgbClr>
-                              </a:clrTo>
-                            </a:clrChange>
-                          </a:blip>
-                          <a:stretch>
-                            <a:fillRect/>
-                          </a:stretch>
-                        </pic:blipFill>
-                        <pic:spPr>
-                          <a:xfrm>
-                            <a:off x="0" y="0"/>
-                            <a:ext cx="495935" cy="280670"/>
-                          </a:xfrm>
-                          <a:prstGeom prst="rect">
-                            <a:avLst/>
-                          </a:prstGeom>
-                        </pic:spPr>
-                      </pic:pic>
-                    </a:graphicData>
-                  </a:graphic>
-                </wp:anchor>
-              </w:drawing>
+              </w:rPr>
+              <w:t>{{"ty_tianjin2"|sign(</w:t>
             </w:r>
+            <w:r>
+              <w:rPr>
+                <w:rFonts w:hint="eastAsia" w:ascii="Times New Roman" w:hAnsi="Times New Roman" w:cs="Times New Roman"/>
+                <w:sz w:val="16"/>
+                <w:szCs w:val="16"/>
+                <w:lang w:val="en-US" w:eastAsia="zh-CN"/>
+              </w:rPr>
+              <w:t>39</w:t>
+            </w:r>
+            <w:r>
+              <w:rPr>
+                <w:rFonts w:hint="default" w:ascii="Times New Roman" w:hAnsi="Times New Roman" w:cs="Times New Roman"/>
+                <w:sz w:val="16"/>
+                <w:szCs w:val="16"/>
+              </w:rPr>
+              <w:t>,</w:t>
+            </w:r>
+            <w:r>
+              <w:rPr>
+                <w:rFonts w:hint="eastAsia" w:ascii="Times New Roman" w:hAnsi="Times New Roman" w:cs="Times New Roman"/>
+                <w:sz w:val="16"/>
+                <w:szCs w:val="16"/>
+                <w:lang w:val="en-US" w:eastAsia="zh-CN"/>
+              </w:rPr>
+              <w:t>22</w:t>
+            </w:r>
+            <w:r>
+              <w:rPr>
+                <w:rFonts w:hint="default" w:ascii="Times New Roman" w:hAnsi="Times New Roman" w:cs="Times New Roman"/>
+                <w:sz w:val="16"/>
+                <w:szCs w:val="16"/>
+              </w:rPr>
+              <w:t>)}}</w:t>
+            </w:r>
+            <w:bookmarkStart w:id="13" w:name="_GoBack"/>
+            <w:bookmarkEnd w:id="13"/>
           </w:p>
         </w:tc>
         <w:tc>
@@ -5145,7 +5072,7 @@
                     </pic:cNvPicPr>
                   </pic:nvPicPr>
                   <pic:blipFill>
-                    <a:blip r:embed="rId14">
+                    <a:blip r:embed="rId13">
                       <a:extLst>
                         <a:ext uri="{28A0092B-C50C-407E-A947-70E740481C1C}">
                           <a14:useLocalDpi xmlns:a14="http://schemas.microsoft.com/office/drawing/2010/main" val="0"/>
@@ -6335,7 +6262,7 @@
                     </pic:cNvPicPr>
                   </pic:nvPicPr>
                   <pic:blipFill>
-                    <a:blip r:embed="rId15"/>
+                    <a:blip r:embed="rId14"/>
                     <a:stretch>
                       <a:fillRect/>
                     </a:stretch>
@@ -6391,7 +6318,7 @@
                     </pic:cNvPicPr>
                   </pic:nvPicPr>
                   <pic:blipFill>
-                    <a:blip r:embed="rId16"/>
+                    <a:blip r:embed="rId15"/>
                     <a:stretch>
                       <a:fillRect/>
                     </a:stretch>
@@ -6572,7 +6499,7 @@
                     </pic:cNvPicPr>
                   </pic:nvPicPr>
                   <pic:blipFill>
-                    <a:blip r:embed="rId17"/>
+                    <a:blip r:embed="rId16"/>
                     <a:srcRect/>
                     <a:stretch>
                       <a:fillRect/>
